--- a/2-Semester/OOP/Tuba_Jan CSC-25F-602_OOP_LAB_Assignment.docx
+++ b/2-Semester/OOP/Tuba_Jan CSC-25F-602_OOP_LAB_Assignment.docx
@@ -4,7 +4,7 @@
   <w:body>
     <w:p>
       <w:pPr>
-        <w:spacing w:after="60" w:line="240" w:lineRule="auto"/>
+        <w:spacing w:line="240" w:lineRule="auto"/>
         <w:rPr>
           <w:rFonts w:ascii="Bahnschrift Light" w:hAnsi="Bahnschrift Light" w:cs="Arial"/>
           <w:b/>
@@ -13,6 +13,7 @@
           <w:u w:val="single"/>
         </w:rPr>
       </w:pPr>
+      <w:bookmarkStart w:id="0" w:name="_GoBack"/>
       <w:r>
         <w:rPr>
           <w:rFonts w:ascii="Bahnschrift Light" w:hAnsi="Bahnschrift Light" w:cs="Arial"/>
@@ -26,13 +27,13 @@
           <wp:anchor distT="0" distB="0" distL="114300" distR="114300" simplePos="0" relativeHeight="251660288" behindDoc="0" locked="0" layoutInCell="1" allowOverlap="1" wp14:anchorId="1DE8F6FB" wp14:editId="0D57C0DF">
             <wp:simplePos x="0" y="0"/>
             <wp:positionH relativeFrom="column">
-              <wp:posOffset>932392</wp:posOffset>
+              <wp:posOffset>489857</wp:posOffset>
             </wp:positionH>
             <wp:positionV relativeFrom="paragraph">
-              <wp:posOffset>0</wp:posOffset>
+              <wp:posOffset>454</wp:posOffset>
             </wp:positionV>
-            <wp:extent cx="4597400" cy="4597400"/>
-            <wp:effectExtent l="0" t="0" r="0" b="0"/>
+            <wp:extent cx="5484223" cy="5484223"/>
+            <wp:effectExtent l="0" t="0" r="2540" b="2540"/>
             <wp:wrapSquare wrapText="bothSides"/>
             <wp:docPr id="2" name="Picture 2" descr="Sindh Madressatul Islam University"/>
             <wp:cNvGraphicFramePr>
@@ -63,7 +64,7 @@
                   <pic:spPr bwMode="auto">
                     <a:xfrm>
                       <a:off x="0" y="0"/>
-                      <a:ext cx="4597400" cy="4597400"/>
+                      <a:ext cx="5484223" cy="5484223"/>
                     </a:xfrm>
                     <a:prstGeom prst="rect">
                       <a:avLst/>
@@ -88,7 +89,7 @@
     </w:p>
     <w:p>
       <w:pPr>
-        <w:spacing w:after="60" w:line="240" w:lineRule="auto"/>
+        <w:spacing w:line="240" w:lineRule="auto"/>
         <w:rPr>
           <w:rFonts w:ascii="Bahnschrift Light" w:hAnsi="Bahnschrift Light" w:cs="Arial"/>
           <w:b/>
@@ -100,7 +101,7 @@
     </w:p>
     <w:p>
       <w:pPr>
-        <w:spacing w:after="60" w:line="240" w:lineRule="auto"/>
+        <w:spacing w:line="240" w:lineRule="auto"/>
         <w:rPr>
           <w:rFonts w:ascii="Bahnschrift Light" w:hAnsi="Bahnschrift Light" w:cs="Arial"/>
           <w:b/>
@@ -112,7 +113,7 @@
     </w:p>
     <w:p>
       <w:pPr>
-        <w:spacing w:after="60" w:line="240" w:lineRule="auto"/>
+        <w:spacing w:line="240" w:lineRule="auto"/>
         <w:rPr>
           <w:rFonts w:ascii="Bahnschrift Light" w:hAnsi="Bahnschrift Light" w:cs="Arial"/>
           <w:b/>
@@ -124,7 +125,7 @@
     </w:p>
     <w:p>
       <w:pPr>
-        <w:spacing w:after="60" w:line="240" w:lineRule="auto"/>
+        <w:spacing w:line="240" w:lineRule="auto"/>
         <w:rPr>
           <w:rFonts w:ascii="Bahnschrift Light" w:hAnsi="Bahnschrift Light" w:cs="Arial"/>
           <w:b/>
@@ -136,7 +137,7 @@
     </w:p>
     <w:p>
       <w:pPr>
-        <w:spacing w:after="60" w:line="240" w:lineRule="auto"/>
+        <w:spacing w:line="240" w:lineRule="auto"/>
         <w:rPr>
           <w:rFonts w:ascii="Bahnschrift Light" w:hAnsi="Bahnschrift Light" w:cs="Arial"/>
           <w:b/>
@@ -148,7 +149,7 @@
     </w:p>
     <w:p>
       <w:pPr>
-        <w:spacing w:after="60" w:line="240" w:lineRule="auto"/>
+        <w:spacing w:line="240" w:lineRule="auto"/>
         <w:rPr>
           <w:rFonts w:ascii="Bahnschrift Light" w:hAnsi="Bahnschrift Light" w:cs="Arial"/>
           <w:b/>
@@ -160,7 +161,7 @@
     </w:p>
     <w:p>
       <w:pPr>
-        <w:spacing w:after="60" w:line="240" w:lineRule="auto"/>
+        <w:spacing w:line="240" w:lineRule="auto"/>
         <w:rPr>
           <w:rFonts w:ascii="Bahnschrift Light" w:hAnsi="Bahnschrift Light" w:cs="Arial"/>
           <w:b/>
@@ -172,7 +173,7 @@
     </w:p>
     <w:p>
       <w:pPr>
-        <w:spacing w:after="60" w:line="240" w:lineRule="auto"/>
+        <w:spacing w:line="240" w:lineRule="auto"/>
         <w:rPr>
           <w:rFonts w:ascii="Bahnschrift Light" w:hAnsi="Bahnschrift Light" w:cs="Arial"/>
           <w:b/>
@@ -184,7 +185,7 @@
     </w:p>
     <w:p>
       <w:pPr>
-        <w:spacing w:after="60" w:line="240" w:lineRule="auto"/>
+        <w:spacing w:line="240" w:lineRule="auto"/>
         <w:rPr>
           <w:rFonts w:ascii="Bahnschrift Light" w:hAnsi="Bahnschrift Light" w:cs="Arial"/>
           <w:b/>
@@ -196,32 +197,7 @@
     </w:p>
     <w:p>
       <w:pPr>
-        <w:spacing w:after="60" w:line="240" w:lineRule="auto"/>
-        <w:rPr>
-          <w:rFonts w:ascii="Bahnschrift Light" w:hAnsi="Bahnschrift Light" w:cs="Arial"/>
-          <w:b/>
-          <w:sz w:val="52"/>
-          <w:szCs w:val="72"/>
-          <w:u w:val="single"/>
-        </w:rPr>
-      </w:pPr>
-    </w:p>
-    <w:p>
-      <w:pPr>
-        <w:spacing w:after="60" w:line="240" w:lineRule="auto"/>
-        <w:rPr>
-          <w:rFonts w:ascii="Bahnschrift Light" w:hAnsi="Bahnschrift Light" w:cs="Arial"/>
-          <w:b/>
-          <w:sz w:val="52"/>
-          <w:szCs w:val="72"/>
-          <w:u w:val="single"/>
-        </w:rPr>
-      </w:pPr>
-    </w:p>
-    <w:p>
-      <w:pPr>
-        <w:spacing w:after="60" w:line="240" w:lineRule="auto"/>
-        <w:ind w:left="720"/>
+        <w:spacing w:line="240" w:lineRule="auto"/>
         <w:rPr>
           <w:rFonts w:ascii="Bahnschrift Light" w:hAnsi="Bahnschrift Light" w:cs="Arial"/>
           <w:b/>
@@ -267,13 +243,9 @@
           <w:szCs w:val="72"/>
           <w:u w:val="single"/>
         </w:rPr>
-        <w:t>uba Jan</w:t>
-      </w:r>
-    </w:p>
-    <w:p>
-      <w:pPr>
-        <w:spacing w:after="60" w:line="240" w:lineRule="auto"/>
-        <w:ind w:left="720"/>
+        <w:t>u</w:t>
+      </w:r>
+      <w:r>
         <w:rPr>
           <w:rFonts w:ascii="Bahnschrift Light" w:hAnsi="Bahnschrift Light" w:cs="Arial"/>
           <w:b/>
@@ -281,8 +253,12 @@
           <w:szCs w:val="72"/>
           <w:u w:val="single"/>
         </w:rPr>
-      </w:pPr>
-      <w:r>
+        <w:t>ba Jan</w:t>
+      </w:r>
+    </w:p>
+    <w:p>
+      <w:pPr>
+        <w:spacing w:line="240" w:lineRule="auto"/>
         <w:rPr>
           <w:rFonts w:ascii="Bahnschrift Light" w:hAnsi="Bahnschrift Light" w:cs="Arial"/>
           <w:b/>
@@ -290,8 +266,7 @@
           <w:szCs w:val="72"/>
           <w:u w:val="single"/>
         </w:rPr>
-        <w:t>Student ID</w:t>
-      </w:r>
+      </w:pPr>
       <w:r>
         <w:rPr>
           <w:rFonts w:ascii="Bahnschrift Light" w:hAnsi="Bahnschrift Light" w:cs="Arial"/>
@@ -300,7 +275,7 @@
           <w:szCs w:val="72"/>
           <w:u w:val="single"/>
         </w:rPr>
-        <w:t>: CSC</w:t>
+        <w:t>Student ID</w:t>
       </w:r>
       <w:r>
         <w:rPr>
@@ -310,7 +285,7 @@
           <w:szCs w:val="72"/>
           <w:u w:val="single"/>
         </w:rPr>
-        <w:t>-25F-60</w:t>
+        <w:t>: CSC</w:t>
       </w:r>
       <w:r>
         <w:rPr>
@@ -320,13 +295,9 @@
           <w:szCs w:val="72"/>
           <w:u w:val="single"/>
         </w:rPr>
-        <w:t>2</w:t>
-      </w:r>
-    </w:p>
-    <w:p>
-      <w:pPr>
-        <w:spacing w:after="60" w:line="240" w:lineRule="auto"/>
-        <w:ind w:left="720"/>
+        <w:t>-25F-60</w:t>
+      </w:r>
+      <w:r>
         <w:rPr>
           <w:rFonts w:ascii="Bahnschrift Light" w:hAnsi="Bahnschrift Light" w:cs="Arial"/>
           <w:b/>
@@ -334,8 +305,12 @@
           <w:szCs w:val="72"/>
           <w:u w:val="single"/>
         </w:rPr>
-      </w:pPr>
-      <w:r>
+        <w:t>2</w:t>
+      </w:r>
+    </w:p>
+    <w:p>
+      <w:pPr>
+        <w:spacing w:line="240" w:lineRule="auto"/>
         <w:rPr>
           <w:rFonts w:ascii="Bahnschrift Light" w:hAnsi="Bahnschrift Light" w:cs="Arial"/>
           <w:b/>
@@ -343,8 +318,7 @@
           <w:szCs w:val="72"/>
           <w:u w:val="single"/>
         </w:rPr>
-        <w:t>Subject:</w:t>
-      </w:r>
+      </w:pPr>
       <w:r>
         <w:rPr>
           <w:rFonts w:ascii="Bahnschrift Light" w:hAnsi="Bahnschrift Light" w:cs="Arial"/>
@@ -353,13 +327,9 @@
           <w:szCs w:val="72"/>
           <w:u w:val="single"/>
         </w:rPr>
-        <w:t xml:space="preserve"> Object Oriented Programming</w:t>
-      </w:r>
-    </w:p>
-    <w:p>
-      <w:pPr>
-        <w:spacing w:after="60" w:line="240" w:lineRule="auto"/>
-        <w:ind w:left="720"/>
+        <w:t>Subject:</w:t>
+      </w:r>
+      <w:r>
         <w:rPr>
           <w:rFonts w:ascii="Bahnschrift Light" w:hAnsi="Bahnschrift Light" w:cs="Arial"/>
           <w:b/>
@@ -367,7 +337,8 @@
           <w:szCs w:val="72"/>
           <w:u w:val="single"/>
         </w:rPr>
-      </w:pPr>
+        <w:t xml:space="preserve"> </w:t>
+      </w:r>
       <w:r>
         <w:rPr>
           <w:rFonts w:ascii="Bahnschrift Light" w:hAnsi="Bahnschrift Light" w:cs="Arial"/>
@@ -376,9 +347,12 @@
           <w:szCs w:val="72"/>
           <w:u w:val="single"/>
         </w:rPr>
-        <w:t xml:space="preserve">Techer </w:t>
-      </w:r>
-      <w:r>
+        <w:t>Digital Logic Design</w:t>
+      </w:r>
+    </w:p>
+    <w:p>
+      <w:pPr>
+        <w:spacing w:line="240" w:lineRule="auto"/>
         <w:rPr>
           <w:rFonts w:ascii="Bahnschrift Light" w:hAnsi="Bahnschrift Light" w:cs="Arial"/>
           <w:b/>
@@ -386,17 +360,15 @@
           <w:szCs w:val="72"/>
           <w:u w:val="single"/>
         </w:rPr>
-        <w:t>Name:</w:t>
-      </w:r>
+      </w:pPr>
       <w:r>
         <w:rPr>
           <w:rFonts w:ascii="Bahnschrift Light" w:hAnsi="Bahnschrift Light" w:cs="Arial"/>
-          <w:b/>
           <w:sz w:val="52"/>
           <w:szCs w:val="72"/>
           <w:u w:val="single"/>
         </w:rPr>
-        <w:t xml:space="preserve"> Sir </w:t>
+        <w:t>T</w:t>
       </w:r>
       <w:r>
         <w:rPr>
@@ -406,7 +378,7 @@
           <w:szCs w:val="72"/>
           <w:u w:val="single"/>
         </w:rPr>
-        <w:t>Sunil K</w:t>
+        <w:t xml:space="preserve">echer </w:t>
       </w:r>
       <w:r>
         <w:rPr>
@@ -416,20 +388,8 @@
           <w:szCs w:val="72"/>
           <w:u w:val="single"/>
         </w:rPr>
-        <w:t>umar</w:t>
-      </w:r>
-    </w:p>
-    <w:p>
-      <w:pPr>
-        <w:spacing w:after="60" w:line="240" w:lineRule="auto"/>
-        <w:ind w:left="720"/>
-        <w:rPr>
-          <w:rFonts w:ascii="Bahnschrift Light" w:hAnsi="Bahnschrift Light"/>
-          <w:b/>
-          <w:color w:val="1F1F1F"/>
-          <w:bdr w:val="none" w:sz="0" w:space="0" w:color="auto" w:frame="1"/>
-        </w:rPr>
-      </w:pPr>
+        <w:t>Name:</w:t>
+      </w:r>
       <w:r>
         <w:rPr>
           <w:rFonts w:ascii="Bahnschrift Light" w:hAnsi="Bahnschrift Light" w:cs="Arial"/>
@@ -438,42 +398,160 @@
           <w:szCs w:val="72"/>
           <w:u w:val="single"/>
         </w:rPr>
-        <w:t>Department: BSCS IIC (E)</w:t>
+        <w:t xml:space="preserve"> Sir </w:t>
+      </w:r>
+      <w:r>
+        <w:rPr>
+          <w:rFonts w:ascii="Bahnschrift Light" w:hAnsi="Bahnschrift Light" w:cs="Arial"/>
+          <w:b/>
+          <w:sz w:val="52"/>
+          <w:szCs w:val="72"/>
+          <w:u w:val="single"/>
+        </w:rPr>
+        <w:t>Sunil K</w:t>
+      </w:r>
+      <w:r>
+        <w:rPr>
+          <w:rFonts w:ascii="Bahnschrift Light" w:hAnsi="Bahnschrift Light" w:cs="Arial"/>
+          <w:b/>
+          <w:sz w:val="52"/>
+          <w:szCs w:val="72"/>
+          <w:u w:val="single"/>
+        </w:rPr>
+        <w:t>umar</w:t>
       </w:r>
     </w:p>
     <w:p>
       <w:pPr>
-        <w:spacing w:after="60"/>
-        <w:rPr>
-          <w:rFonts w:ascii="Bahnschrift Light" w:hAnsi="Bahnschrift Light"/>
-          <w:b/>
-          <w:color w:val="1F1F1F"/>
-          <w:bdr w:val="none" w:sz="0" w:space="0" w:color="auto" w:frame="1"/>
-        </w:rPr>
-      </w:pPr>
+        <w:spacing w:line="240" w:lineRule="auto"/>
+        <w:rPr>
+          <w:rFonts w:ascii="Bahnschrift Light" w:hAnsi="Bahnschrift Light" w:cs="Arial"/>
+          <w:b/>
+          <w:sz w:val="52"/>
+          <w:szCs w:val="72"/>
+          <w:u w:val="single"/>
+        </w:rPr>
+      </w:pPr>
+      <w:r>
+        <w:rPr>
+          <w:rFonts w:ascii="Bahnschrift Light" w:hAnsi="Bahnschrift Light" w:cs="Arial"/>
+          <w:b/>
+          <w:sz w:val="52"/>
+          <w:szCs w:val="72"/>
+          <w:u w:val="single"/>
+        </w:rPr>
+        <w:t>Department: BSCS IIC (E)</w:t>
+      </w:r>
+      <w:r>
+        <w:rPr>
+          <w:rFonts w:ascii="Bahnschrift Light" w:hAnsi="Bahnschrift Light" w:cs="Arial"/>
+          <w:b/>
+          <w:sz w:val="52"/>
+          <w:szCs w:val="72"/>
+          <w:u w:val="single"/>
+        </w:rPr>
+        <w:br w:type="page"/>
+      </w:r>
     </w:p>
     <w:p>
       <w:pPr>
-        <w:rPr>
-          <w:rFonts w:ascii="Bahnschrift Light" w:hAnsi="Bahnschrift Light"/>
-          <w:b/>
-          <w:color w:val="1F1F1F"/>
-          <w:bdr w:val="none" w:sz="0" w:space="0" w:color="auto" w:frame="1"/>
-        </w:rPr>
-      </w:pPr>
-      <w:r>
-        <w:rPr>
-          <w:rFonts w:ascii="Bahnschrift Light" w:hAnsi="Bahnschrift Light"/>
-          <w:b/>
-          <w:color w:val="1F1F1F"/>
-          <w:bdr w:val="none" w:sz="0" w:space="0" w:color="auto" w:frame="1"/>
-        </w:rPr>
-        <w:br w:type="page"/>
+        <w:spacing w:line="360" w:lineRule="auto"/>
+        <w:rPr>
+          <w:rFonts w:ascii="Bahnschrift Light" w:hAnsi="Bahnschrift Light" w:cs="Arial"/>
+          <w:b/>
+          <w:sz w:val="72"/>
+          <w:szCs w:val="72"/>
+          <w:u w:val="single"/>
+        </w:rPr>
+      </w:pPr>
+      <w:r>
+        <w:rPr>
+          <w:rFonts w:ascii="Bahnschrift Light" w:hAnsi="Bahnschrift Light" w:cs="Arial"/>
+          <w:b/>
+          <w:noProof/>
+          <w:sz w:val="72"/>
+          <w:szCs w:val="72"/>
+          <w:u w:val="single"/>
+        </w:rPr>
+        <w:lastRenderedPageBreak/>
+        <w:drawing>
+          <wp:anchor distT="0" distB="0" distL="114300" distR="114300" simplePos="0" relativeHeight="251658240" behindDoc="0" locked="0" layoutInCell="1" allowOverlap="1">
+            <wp:simplePos x="0" y="0"/>
+            <wp:positionH relativeFrom="column">
+              <wp:posOffset>-190500</wp:posOffset>
+            </wp:positionH>
+            <wp:positionV relativeFrom="paragraph">
+              <wp:posOffset>0</wp:posOffset>
+            </wp:positionV>
+            <wp:extent cx="1249680" cy="1249680"/>
+            <wp:effectExtent l="0" t="0" r="7620" b="7620"/>
+            <wp:wrapSquare wrapText="bothSides"/>
+            <wp:docPr id="1" name="Picture 1" descr="Sindh Madressatul Islam University"/>
+            <wp:cNvGraphicFramePr>
+              <a:graphicFrameLocks xmlns:a="http://schemas.openxmlformats.org/drawingml/2006/main" noChangeAspect="1"/>
+            </wp:cNvGraphicFramePr>
+            <a:graphic xmlns:a="http://schemas.openxmlformats.org/drawingml/2006/main">
+              <a:graphicData uri="http://schemas.openxmlformats.org/drawingml/2006/picture">
+                <pic:pic xmlns:pic="http://schemas.openxmlformats.org/drawingml/2006/picture">
+                  <pic:nvPicPr>
+                    <pic:cNvPr id="0" name="Picture 1" descr="Sindh Madressatul Islam University"/>
+                    <pic:cNvPicPr>
+                      <a:picLocks noChangeAspect="1" noChangeArrowheads="1"/>
+                    </pic:cNvPicPr>
+                  </pic:nvPicPr>
+                  <pic:blipFill>
+                    <a:blip r:embed="rId7" cstate="print">
+                      <a:extLst>
+                        <a:ext uri="{28A0092B-C50C-407E-A947-70E740481C1C}">
+                          <a14:useLocalDpi xmlns:a14="http://schemas.microsoft.com/office/drawing/2010/main" val="0"/>
+                        </a:ext>
+                      </a:extLst>
+                    </a:blip>
+                    <a:srcRect/>
+                    <a:stretch>
+                      <a:fillRect/>
+                    </a:stretch>
+                  </pic:blipFill>
+                  <pic:spPr bwMode="auto">
+                    <a:xfrm>
+                      <a:off x="0" y="0"/>
+                      <a:ext cx="1249680" cy="1249680"/>
+                    </a:xfrm>
+                    <a:prstGeom prst="rect">
+                      <a:avLst/>
+                    </a:prstGeom>
+                    <a:noFill/>
+                    <a:ln>
+                      <a:noFill/>
+                    </a:ln>
+                  </pic:spPr>
+                </pic:pic>
+              </a:graphicData>
+            </a:graphic>
+            <wp14:sizeRelH relativeFrom="page">
+              <wp14:pctWidth>0</wp14:pctWidth>
+            </wp14:sizeRelH>
+            <wp14:sizeRelV relativeFrom="page">
+              <wp14:pctHeight>0</wp14:pctHeight>
+            </wp14:sizeRelV>
+          </wp:anchor>
+        </w:drawing>
+      </w:r>
+      <w:r>
+        <w:rPr>
+          <w:rFonts w:ascii="Bahnschrift Light" w:hAnsi="Bahnschrift Light" w:cs="Arial"/>
+          <w:b/>
+          <w:sz w:val="72"/>
+          <w:szCs w:val="72"/>
+          <w:u w:val="single"/>
+        </w:rPr>
+        <w:t>Sindh Madressatul Islam University</w:t>
       </w:r>
     </w:p>
     <w:p>
       <w:pPr>
         <w:pStyle w:val="Heading3"/>
+        <w:spacing w:line="360" w:lineRule="auto"/>
         <w:rPr>
           <w:rFonts w:ascii="Bahnschrift Light" w:hAnsi="Bahnschrift Light"/>
           <w:b/>
@@ -487,26 +565,18 @@
           <w:color w:val="1F1F1F"/>
           <w:bdr w:val="none" w:sz="0" w:space="0" w:color="auto" w:frame="1"/>
         </w:rPr>
-        <w:lastRenderedPageBreak/>
-        <w:t>Q1: Analog &amp; Digital Training System (M21-7000)</w:t>
+        <w:t>Q1. Object-Oriented Programming (OOP) vs. Procedural</w:t>
       </w:r>
     </w:p>
     <w:p>
       <w:pPr>
         <w:pStyle w:val="NormalWeb"/>
-        <w:spacing w:after="0" w:afterAutospacing="0"/>
-        <w:rPr>
-          <w:rFonts w:ascii="Bahnschrift Light" w:hAnsi="Bahnschrift Light"/>
-          <w:color w:val="1F1F1F"/>
-        </w:rPr>
-      </w:pPr>
-      <w:r>
-        <w:rPr>
-          <w:rFonts w:ascii="Bahnschrift Light" w:hAnsi="Bahnschrift Light"/>
-          <w:color w:val="1F1F1F"/>
-        </w:rPr>
-        <w:t xml:space="preserve">The </w:t>
-      </w:r>
+        <w:spacing w:after="0" w:afterAutospacing="0" w:line="360" w:lineRule="auto"/>
+        <w:rPr>
+          <w:rFonts w:ascii="Bahnschrift Light" w:hAnsi="Bahnschrift Light"/>
+          <w:color w:val="1F1F1F"/>
+        </w:rPr>
+      </w:pPr>
       <w:r>
         <w:rPr>
           <w:rFonts w:ascii="Bahnschrift Light" w:hAnsi="Bahnschrift Light"/>
@@ -515,73 +585,23 @@
           <w:color w:val="1F1F1F"/>
           <w:bdr w:val="none" w:sz="0" w:space="0" w:color="auto" w:frame="1"/>
         </w:rPr>
-        <w:t>M21-7000</w:t>
-      </w:r>
-      <w:r>
-        <w:rPr>
-          <w:rFonts w:ascii="Bahnschrift Light" w:hAnsi="Bahnschrift Light"/>
-          <w:color w:val="1F1F1F"/>
-        </w:rPr>
-        <w:t xml:space="preserve"> is an all-in-one educational tool designed to help learn</w:t>
-      </w:r>
-      <w:r>
-        <w:rPr>
-          <w:rFonts w:ascii="Bahnschrift Light" w:hAnsi="Bahnschrift Light"/>
-          <w:color w:val="1F1F1F"/>
-        </w:rPr>
-        <w:t>ers</w:t>
-      </w:r>
-      <w:r>
-        <w:rPr>
-          <w:rFonts w:ascii="Bahnschrift Light" w:hAnsi="Bahnschrift Light"/>
-          <w:color w:val="1F1F1F"/>
-        </w:rPr>
-        <w:t xml:space="preserve"> and experiment with electronics. Its main purpose is to provide a platform where you can build, test, and troubleshoot both </w:t>
-      </w:r>
-      <w:r>
-        <w:rPr>
-          <w:rFonts w:ascii="Bahnschrift Light" w:hAnsi="Bahnschrift Light"/>
-          <w:b/>
-          <w:bCs/>
-          <w:color w:val="1F1F1F"/>
-          <w:bdr w:val="none" w:sz="0" w:space="0" w:color="auto" w:frame="1"/>
-        </w:rPr>
-        <w:t>analog</w:t>
-      </w:r>
-      <w:r>
-        <w:rPr>
-          <w:rFonts w:ascii="Bahnschrift Light" w:hAnsi="Bahnschrift Light"/>
-          <w:color w:val="1F1F1F"/>
-        </w:rPr>
-        <w:t xml:space="preserve"> (like amplifiers) and </w:t>
-      </w:r>
-      <w:r>
-        <w:rPr>
-          <w:rFonts w:ascii="Bahnschrift Light" w:hAnsi="Bahnschrift Light"/>
-          <w:b/>
-          <w:bCs/>
-          <w:color w:val="1F1F1F"/>
-          <w:bdr w:val="none" w:sz="0" w:space="0" w:color="auto" w:frame="1"/>
-        </w:rPr>
-        <w:t>digital</w:t>
-      </w:r>
-      <w:r>
-        <w:rPr>
-          <w:rFonts w:ascii="Bahnschrift Light" w:hAnsi="Bahnschrift Light"/>
-          <w:color w:val="1F1F1F"/>
-        </w:rPr>
-        <w:t xml:space="preserve"> (like logic gates) circuits without needing separate expensive laboratory equipment.</w:t>
+        <w:t>Object-Oriented Programming (OOP)</w:t>
+      </w:r>
+      <w:r>
+        <w:rPr>
+          <w:rFonts w:ascii="Bahnschrift Light" w:hAnsi="Bahnschrift Light"/>
+          <w:color w:val="1F1F1F"/>
+        </w:rPr>
+        <w:t xml:space="preserve"> is a programming paradigm based on the concept of "objects," which can contain data (attributes) and code (methods).</w:t>
       </w:r>
     </w:p>
     <w:p>
       <w:pPr>
         <w:pStyle w:val="NormalWeb"/>
-        <w:spacing w:after="0" w:afterAutospacing="0"/>
-        <w:rPr>
-          <w:rFonts w:ascii="Bahnschrift Light" w:hAnsi="Bahnschrift Light"/>
-          <w:b/>
-          <w:color w:val="1F1F1F"/>
-          <w:sz w:val="30"/>
+        <w:spacing w:after="0" w:afterAutospacing="0" w:line="360" w:lineRule="auto"/>
+        <w:rPr>
+          <w:rFonts w:ascii="Bahnschrift Light" w:hAnsi="Bahnschrift Light"/>
+          <w:color w:val="1F1F1F"/>
         </w:rPr>
       </w:pPr>
       <w:r>
@@ -590,10 +610,9 @@
           <w:b/>
           <w:bCs/>
           <w:color w:val="1F1F1F"/>
-          <w:sz w:val="30"/>
           <w:bdr w:val="none" w:sz="0" w:space="0" w:color="auto" w:frame="1"/>
         </w:rPr>
-        <w:t>2 Basic Safety Rules:</w:t>
+        <w:t>Differences:</w:t>
       </w:r>
     </w:p>
     <w:p>
@@ -601,9 +620,9 @@
         <w:pStyle w:val="NormalWeb"/>
         <w:numPr>
           <w:ilvl w:val="0"/>
-          <w:numId w:val="25"/>
+          <w:numId w:val="20"/>
         </w:numPr>
-        <w:spacing w:after="0" w:afterAutospacing="0"/>
+        <w:spacing w:after="0" w:afterAutospacing="0" w:line="360" w:lineRule="auto"/>
         <w:ind w:left="0"/>
         <w:rPr>
           <w:rFonts w:ascii="Bahnschrift Light" w:hAnsi="Bahnschrift Light"/>
@@ -618,14 +637,14 @@
           <w:color w:val="1F1F1F"/>
           <w:bdr w:val="none" w:sz="0" w:space="0" w:color="auto" w:frame="1"/>
         </w:rPr>
-        <w:t>Power Off Before Wiring:</w:t>
-      </w:r>
-      <w:r>
-        <w:rPr>
-          <w:rFonts w:ascii="Bahnschrift Light" w:hAnsi="Bahnschrift Light"/>
-          <w:color w:val="1F1F1F"/>
-        </w:rPr>
-        <w:t xml:space="preserve"> Always turn off the main power switch before connecting or changing any wires on the breadboard to avoid short circuits.</w:t>
+        <w:t>Approach:</w:t>
+      </w:r>
+      <w:r>
+        <w:rPr>
+          <w:rFonts w:ascii="Bahnschrift Light" w:hAnsi="Bahnschrift Light"/>
+          <w:color w:val="1F1F1F"/>
+        </w:rPr>
+        <w:t xml:space="preserve"> Procedural programming follows a step-by-step approach (top-down), while OOP focuses on data and objects (bottom-up).</w:t>
       </w:r>
     </w:p>
     <w:p>
@@ -633,9 +652,9 @@
         <w:pStyle w:val="NormalWeb"/>
         <w:numPr>
           <w:ilvl w:val="0"/>
-          <w:numId w:val="25"/>
+          <w:numId w:val="20"/>
         </w:numPr>
-        <w:spacing w:after="0" w:afterAutospacing="0"/>
+        <w:spacing w:after="0" w:afterAutospacing="0" w:line="360" w:lineRule="auto"/>
         <w:ind w:left="0"/>
         <w:rPr>
           <w:rFonts w:ascii="Bahnschrift Light" w:hAnsi="Bahnschrift Light"/>
@@ -650,153 +669,31 @@
           <w:color w:val="1F1F1F"/>
           <w:bdr w:val="none" w:sz="0" w:space="0" w:color="auto" w:frame="1"/>
         </w:rPr>
-        <w:t>Check Polarity:</w:t>
-      </w:r>
-      <w:r>
-        <w:rPr>
-          <w:rFonts w:ascii="Bahnschrift Light" w:hAnsi="Bahnschrift Light"/>
-          <w:color w:val="1F1F1F"/>
-        </w:rPr>
-        <w:t xml:space="preserve"> Before turning the system on, double-check that components like capacitors and LEDs are connected in the correct direction (+ and -) to prevent them from burning out.</w:t>
-      </w:r>
-    </w:p>
-    <w:p>
-      <w:pPr>
-        <w:pStyle w:val="Heading3"/>
-        <w:rPr>
-          <w:rFonts w:ascii="Bahnschrift Light" w:hAnsi="Bahnschrift Light"/>
-          <w:b/>
+        <w:t>Security:</w:t>
+      </w:r>
+      <w:r>
+        <w:rPr>
+          <w:rFonts w:ascii="Bahnschrift Light" w:hAnsi="Bahnschrift Light"/>
+          <w:color w:val="1F1F1F"/>
+        </w:rPr>
+        <w:t xml:space="preserve"> Procedural has no real way to hide data, making it less secure. OOP uses </w:t>
+      </w:r>
+      <w:r>
+        <w:rPr>
+          <w:rFonts w:ascii="Bahnschrift Light" w:hAnsi="Bahnschrift Light"/>
+          <w:b/>
+          <w:bCs/>
           <w:color w:val="1F1F1F"/>
           <w:bdr w:val="none" w:sz="0" w:space="0" w:color="auto" w:frame="1"/>
         </w:rPr>
-      </w:pPr>
-    </w:p>
-    <w:p>
-      <w:pPr>
-        <w:pStyle w:val="Heading3"/>
-        <w:rPr>
-          <w:rFonts w:ascii="Bahnschrift Light" w:hAnsi="Bahnschrift Light"/>
-          <w:b/>
-          <w:color w:val="1F1F1F"/>
-        </w:rPr>
-      </w:pPr>
-      <w:r>
-        <w:rPr>
-          <w:rFonts w:ascii="Bahnschrift Light" w:hAnsi="Bahnschrift Light"/>
-          <w:b/>
-          <w:color w:val="1F1F1F"/>
-          <w:bdr w:val="none" w:sz="0" w:space="0" w:color="auto" w:frame="1"/>
-        </w:rPr>
-        <w:t xml:space="preserve">Q2: Logic Gates and </w:t>
-      </w:r>
-      <w:r>
-        <w:rPr>
-          <w:rFonts w:ascii="Bahnschrift Light" w:hAnsi="Bahnschrift Light"/>
-          <w:color w:val="1F1F1F"/>
-          <w:bdr w:val="none" w:sz="0" w:space="0" w:color="auto" w:frame="1"/>
-        </w:rPr>
-        <w:t>T</w:t>
-      </w:r>
-      <w:r>
-        <w:rPr>
-          <w:rFonts w:ascii="Bahnschrift Light" w:hAnsi="Bahnschrift Light"/>
-          <w:b/>
-          <w:color w:val="1F1F1F"/>
-          <w:bdr w:val="none" w:sz="0" w:space="0" w:color="auto" w:frame="1"/>
-        </w:rPr>
-        <w:t xml:space="preserve">ruth </w:t>
-      </w:r>
-      <w:r>
-        <w:rPr>
-          <w:rFonts w:ascii="Bahnschrift Light" w:hAnsi="Bahnschrift Light"/>
-          <w:color w:val="1F1F1F"/>
-          <w:bdr w:val="none" w:sz="0" w:space="0" w:color="auto" w:frame="1"/>
-        </w:rPr>
-        <w:t>T</w:t>
-      </w:r>
-      <w:r>
-        <w:rPr>
-          <w:rFonts w:ascii="Bahnschrift Light" w:hAnsi="Bahnschrift Light"/>
-          <w:b/>
-          <w:color w:val="1F1F1F"/>
-          <w:bdr w:val="none" w:sz="0" w:space="0" w:color="auto" w:frame="1"/>
-        </w:rPr>
-        <w:t>ables</w:t>
-      </w:r>
-    </w:p>
-    <w:p>
-      <w:pPr>
-        <w:pStyle w:val="Heading4"/>
-        <w:jc w:val="center"/>
-        <w:rPr>
-          <w:rFonts w:ascii="Bahnschrift Light" w:hAnsi="Bahnschrift Light"/>
-          <w:b/>
-          <w:color w:val="1F1F1F"/>
-          <w:sz w:val="28"/>
-        </w:rPr>
-      </w:pPr>
-      <w:r>
-        <w:rPr>
-          <w:rFonts w:ascii="Bahnschrift Light" w:hAnsi="Bahnschrift Light"/>
-          <w:b/>
-          <w:color w:val="1F1F1F"/>
-          <w:sz w:val="28"/>
-          <w:bdr w:val="none" w:sz="0" w:space="0" w:color="auto" w:frame="1"/>
-        </w:rPr>
-        <w:t>1. NOT Gate</w:t>
-      </w:r>
-    </w:p>
-    <w:p>
-      <w:pPr>
-        <w:pStyle w:val="NormalWeb"/>
-        <w:spacing w:after="0" w:afterAutospacing="0"/>
-        <w:rPr>
-          <w:rFonts w:ascii="Bahnschrift Light" w:hAnsi="Bahnschrift Light"/>
-          <w:color w:val="1F1F1F"/>
-        </w:rPr>
-      </w:pPr>
-      <w:r>
-        <w:rPr>
-          <w:rFonts w:ascii="Bahnschrift Light" w:hAnsi="Bahnschrift Light"/>
-          <w:color w:val="1F1F1F"/>
-        </w:rPr>
-        <w:t xml:space="preserve">A </w:t>
-      </w:r>
-      <w:r>
-        <w:rPr>
-          <w:rFonts w:ascii="Bahnschrift Light" w:hAnsi="Bahnschrift Light"/>
-          <w:b/>
-          <w:bCs/>
-          <w:color w:val="1F1F1F"/>
-          <w:bdr w:val="none" w:sz="0" w:space="0" w:color="auto" w:frame="1"/>
-        </w:rPr>
-        <w:t>NO</w:t>
-      </w:r>
-      <w:r>
-        <w:rPr>
-          <w:rFonts w:ascii="Bahnschrift Light" w:hAnsi="Bahnschrift Light"/>
-          <w:bCs/>
-          <w:color w:val="1F1F1F"/>
-          <w:bdr w:val="none" w:sz="0" w:space="0" w:color="auto" w:frame="1"/>
-        </w:rPr>
-        <w:t>T</w:t>
-      </w:r>
-      <w:r>
-        <w:rPr>
-          <w:rFonts w:ascii="Bahnschrift Light" w:hAnsi="Bahnschrift Light"/>
-          <w:b/>
-          <w:bCs/>
-          <w:color w:val="1F1F1F"/>
-          <w:bdr w:val="none" w:sz="0" w:space="0" w:color="auto" w:frame="1"/>
-        </w:rPr>
-        <w:t xml:space="preserve"> Gate</w:t>
-      </w:r>
-      <w:r>
-        <w:rPr>
-          <w:rFonts w:ascii="Bahnschrift Light" w:hAnsi="Bahnschrift Light"/>
-          <w:color w:val="1F1F1F"/>
-        </w:rPr>
-        <w:t xml:space="preserve"> is an inverter. It simply flips the input signal to its opposite.</w:t>
+        <w:t>Encapsulation</w:t>
+      </w:r>
+      <w:r>
+        <w:rPr>
+          <w:rFonts w:ascii="Bahnschrift Light" w:hAnsi="Bahnschrift Light"/>
+          <w:color w:val="1F1F1F"/>
+        </w:rPr>
+        <w:t xml:space="preserve"> to protect data.</w:t>
       </w:r>
     </w:p>
     <w:p>
@@ -804,9 +701,9 @@
         <w:pStyle w:val="NormalWeb"/>
         <w:numPr>
           <w:ilvl w:val="0"/>
-          <w:numId w:val="26"/>
+          <w:numId w:val="20"/>
         </w:numPr>
-        <w:spacing w:after="0" w:afterAutospacing="0"/>
+        <w:spacing w:after="0" w:afterAutospacing="0" w:line="360" w:lineRule="auto"/>
         <w:ind w:left="0"/>
         <w:rPr>
           <w:rFonts w:ascii="Bahnschrift Light" w:hAnsi="Bahnschrift Light"/>
@@ -821,88 +718,26 @@
           <w:color w:val="1F1F1F"/>
           <w:bdr w:val="none" w:sz="0" w:space="0" w:color="auto" w:frame="1"/>
         </w:rPr>
-        <w:t>What it does:</w:t>
-      </w:r>
-      <w:r>
-        <w:rPr>
-          <w:rFonts w:ascii="Bahnschrift Light" w:hAnsi="Bahnschrift Light"/>
-          <w:color w:val="1F1F1F"/>
-        </w:rPr>
-        <w:t xml:space="preserve"> If the input is </w:t>
-      </w:r>
-      <w:r>
-        <w:rPr>
-          <w:rFonts w:ascii="Bahnschrift Light" w:hAnsi="Bahnschrift Light"/>
-          <w:b/>
-          <w:bCs/>
-          <w:color w:val="1F1F1F"/>
-          <w:bdr w:val="none" w:sz="0" w:space="0" w:color="auto" w:frame="1"/>
-        </w:rPr>
-        <w:t>High (1)</w:t>
-      </w:r>
-      <w:r>
-        <w:rPr>
-          <w:rFonts w:ascii="Bahnschrift Light" w:hAnsi="Bahnschrift Light"/>
-          <w:color w:val="1F1F1F"/>
-        </w:rPr>
-        <w:t xml:space="preserve">, the output is </w:t>
-      </w:r>
-      <w:r>
-        <w:rPr>
-          <w:rFonts w:ascii="Bahnschrift Light" w:hAnsi="Bahnschrift Light"/>
-          <w:b/>
-          <w:bCs/>
-          <w:color w:val="1F1F1F"/>
-          <w:bdr w:val="none" w:sz="0" w:space="0" w:color="auto" w:frame="1"/>
-        </w:rPr>
-        <w:t>Low (0)</w:t>
-      </w:r>
-      <w:r>
-        <w:rPr>
-          <w:rFonts w:ascii="Bahnschrift Light" w:hAnsi="Bahnschrift Light"/>
-          <w:color w:val="1F1F1F"/>
-        </w:rPr>
-        <w:t xml:space="preserve">. If the input is </w:t>
-      </w:r>
-      <w:r>
-        <w:rPr>
-          <w:rFonts w:ascii="Bahnschrift Light" w:hAnsi="Bahnschrift Light"/>
-          <w:b/>
-          <w:bCs/>
-          <w:color w:val="1F1F1F"/>
-          <w:bdr w:val="none" w:sz="0" w:space="0" w:color="auto" w:frame="1"/>
-        </w:rPr>
-        <w:t>Low (0)</w:t>
-      </w:r>
-      <w:r>
-        <w:rPr>
-          <w:rFonts w:ascii="Bahnschrift Light" w:hAnsi="Bahnschrift Light"/>
-          <w:color w:val="1F1F1F"/>
-        </w:rPr>
-        <w:t xml:space="preserve">, the output is </w:t>
-      </w:r>
-      <w:r>
-        <w:rPr>
-          <w:rFonts w:ascii="Bahnschrift Light" w:hAnsi="Bahnschrift Light"/>
-          <w:b/>
-          <w:bCs/>
-          <w:color w:val="1F1F1F"/>
-          <w:bdr w:val="none" w:sz="0" w:space="0" w:color="auto" w:frame="1"/>
-        </w:rPr>
-        <w:t>High (1)</w:t>
-      </w:r>
-      <w:r>
-        <w:rPr>
-          <w:rFonts w:ascii="Bahnschrift Light" w:hAnsi="Bahnschrift Light"/>
-          <w:color w:val="1F1F1F"/>
-        </w:rPr>
-        <w:t>.</w:t>
+        <w:t>Reusability:</w:t>
+      </w:r>
+      <w:r>
+        <w:rPr>
+          <w:rFonts w:ascii="Bahnschrift Light" w:hAnsi="Bahnschrift Light"/>
+          <w:color w:val="1F1F1F"/>
+        </w:rPr>
+        <w:t xml:space="preserve"> OOP offers high reusability through inheritance, whereas Procedural often requires rewriting code.</w:t>
       </w:r>
     </w:p>
     <w:p>
       <w:pPr>
         <w:pStyle w:val="NormalWeb"/>
-        <w:spacing w:after="0" w:afterAutospacing="0"/>
+        <w:spacing w:after="0" w:afterAutospacing="0" w:line="360" w:lineRule="auto"/>
+        <w:rPr>
+          <w:rFonts w:ascii="Bahnschrift Light" w:hAnsi="Bahnschrift Light"/>
+          <w:color w:val="1F1F1F"/>
+        </w:rPr>
+      </w:pPr>
+      <w:r>
         <w:rPr>
           <w:rFonts w:ascii="Bahnschrift Light" w:hAnsi="Bahnschrift Light"/>
           <w:b/>
@@ -910,7 +745,25 @@
           <w:color w:val="1F1F1F"/>
           <w:bdr w:val="none" w:sz="0" w:space="0" w:color="auto" w:frame="1"/>
         </w:rPr>
-      </w:pPr>
+        <w:t>Real-World Example:</w:t>
+      </w:r>
+    </w:p>
+    <w:p>
+      <w:pPr>
+        <w:pStyle w:val="NormalWeb"/>
+        <w:spacing w:after="0" w:afterAutospacing="0" w:line="360" w:lineRule="auto"/>
+        <w:rPr>
+          <w:rFonts w:ascii="Bahnschrift Light" w:hAnsi="Bahnschrift Light"/>
+          <w:color w:val="1F1F1F"/>
+        </w:rPr>
+      </w:pPr>
+      <w:r>
+        <w:rPr>
+          <w:rFonts w:ascii="Bahnschrift Light" w:hAnsi="Bahnschrift Light"/>
+          <w:color w:val="1F1F1F"/>
+        </w:rPr>
+        <w:t xml:space="preserve">Think of a </w:t>
+      </w:r>
       <w:r>
         <w:rPr>
           <w:rFonts w:ascii="Bahnschrift Light" w:hAnsi="Bahnschrift Light"/>
@@ -919,34 +772,1059 @@
           <w:color w:val="1F1F1F"/>
           <w:bdr w:val="none" w:sz="0" w:space="0" w:color="auto" w:frame="1"/>
         </w:rPr>
-        <w:t>Truth Table:</w:t>
+        <w:t>Car</w:t>
+      </w:r>
+      <w:r>
+        <w:rPr>
+          <w:rFonts w:ascii="Bahnschrift Light" w:hAnsi="Bahnschrift Light"/>
+          <w:color w:val="1F1F1F"/>
+        </w:rPr>
+        <w:t xml:space="preserve">. In OOP, the Car is an </w:t>
+      </w:r>
+      <w:r>
+        <w:rPr>
+          <w:rFonts w:ascii="Bahnschrift Light" w:hAnsi="Bahnschrift Light"/>
+          <w:b/>
+          <w:bCs/>
+          <w:color w:val="1F1F1F"/>
+          <w:bdr w:val="none" w:sz="0" w:space="0" w:color="auto" w:frame="1"/>
+        </w:rPr>
+        <w:t>Object</w:t>
+      </w:r>
+      <w:r>
+        <w:rPr>
+          <w:rFonts w:ascii="Bahnschrift Light" w:hAnsi="Bahnschrift Light"/>
+          <w:color w:val="1F1F1F"/>
+        </w:rPr>
+        <w:t>. It has attributes (Color, Model) and behaviors (Start, Brake). In Procedural, you would just have a list of functions to "Paint Color" or "Apply Brake" without grouping them into a single entity.</w:t>
       </w:r>
     </w:p>
+    <w:p>
+      <w:pPr>
+        <w:pStyle w:val="NormalWeb"/>
+        <w:spacing w:after="0" w:afterAutospacing="0" w:line="360" w:lineRule="auto"/>
+        <w:rPr>
+          <w:rFonts w:ascii="Bahnschrift Light" w:hAnsi="Bahnschrift Light"/>
+          <w:color w:val="1F1F1F"/>
+        </w:rPr>
+      </w:pPr>
+      <w:r>
+        <w:rPr>
+          <w:rFonts w:ascii="Bahnschrift Light" w:hAnsi="Bahnschrift Light"/>
+          <w:color w:val="1F1F1F"/>
+        </w:rPr>
+        <w:br w:type="page"/>
+      </w:r>
+    </w:p>
+    <w:p>
+      <w:pPr>
+        <w:pStyle w:val="Heading3"/>
+        <w:spacing w:line="360" w:lineRule="auto"/>
+        <w:rPr>
+          <w:rFonts w:ascii="Bahnschrift Light" w:hAnsi="Bahnschrift Light"/>
+          <w:b/>
+          <w:color w:val="1F1F1F"/>
+        </w:rPr>
+      </w:pPr>
+      <w:r>
+        <w:rPr>
+          <w:rFonts w:ascii="Bahnschrift Light" w:hAnsi="Bahnschrift Light"/>
+          <w:b/>
+          <w:color w:val="1F1F1F"/>
+          <w:bdr w:val="none" w:sz="0" w:space="0" w:color="auto" w:frame="1"/>
+        </w:rPr>
+        <w:lastRenderedPageBreak/>
+        <w:t>Q2. Basic OOP Concepts</w:t>
+      </w:r>
+    </w:p>
+    <w:p>
+      <w:pPr>
+        <w:pStyle w:val="NormalWeb"/>
+        <w:numPr>
+          <w:ilvl w:val="0"/>
+          <w:numId w:val="21"/>
+        </w:numPr>
+        <w:spacing w:after="0" w:afterAutospacing="0" w:line="360" w:lineRule="auto"/>
+        <w:ind w:left="0"/>
+        <w:rPr>
+          <w:rFonts w:ascii="Bahnschrift Light" w:hAnsi="Bahnschrift Light"/>
+          <w:color w:val="1F1F1F"/>
+        </w:rPr>
+      </w:pPr>
+      <w:r>
+        <w:rPr>
+          <w:rFonts w:ascii="Bahnschrift Light" w:hAnsi="Bahnschrift Light"/>
+          <w:b/>
+          <w:bCs/>
+          <w:color w:val="1F1F1F"/>
+          <w:bdr w:val="none" w:sz="0" w:space="0" w:color="auto" w:frame="1"/>
+        </w:rPr>
+        <w:t>Class:</w:t>
+      </w:r>
+      <w:r>
+        <w:rPr>
+          <w:rFonts w:ascii="Bahnschrift Light" w:hAnsi="Bahnschrift Light"/>
+          <w:color w:val="1F1F1F"/>
+        </w:rPr>
+        <w:t xml:space="preserve"> A blueprint or template for creating objects (e.g., a "Car" design).</w:t>
+      </w:r>
+    </w:p>
+    <w:p>
+      <w:pPr>
+        <w:pStyle w:val="NormalWeb"/>
+        <w:numPr>
+          <w:ilvl w:val="0"/>
+          <w:numId w:val="21"/>
+        </w:numPr>
+        <w:spacing w:after="0" w:afterAutospacing="0" w:line="360" w:lineRule="auto"/>
+        <w:ind w:left="0"/>
+        <w:rPr>
+          <w:rFonts w:ascii="Bahnschrift Light" w:hAnsi="Bahnschrift Light"/>
+          <w:color w:val="1F1F1F"/>
+        </w:rPr>
+      </w:pPr>
+      <w:r>
+        <w:rPr>
+          <w:rFonts w:ascii="Bahnschrift Light" w:hAnsi="Bahnschrift Light"/>
+          <w:b/>
+          <w:bCs/>
+          <w:color w:val="1F1F1F"/>
+          <w:bdr w:val="none" w:sz="0" w:space="0" w:color="auto" w:frame="1"/>
+        </w:rPr>
+        <w:t>Object:</w:t>
+      </w:r>
+      <w:r>
+        <w:rPr>
+          <w:rFonts w:ascii="Bahnschrift Light" w:hAnsi="Bahnschrift Light"/>
+          <w:color w:val="1F1F1F"/>
+        </w:rPr>
+        <w:t xml:space="preserve"> An instance of a class (e.g., your specific "Red Toyota").</w:t>
+      </w:r>
+    </w:p>
+    <w:p>
+      <w:pPr>
+        <w:pStyle w:val="NormalWeb"/>
+        <w:numPr>
+          <w:ilvl w:val="0"/>
+          <w:numId w:val="21"/>
+        </w:numPr>
+        <w:spacing w:after="0" w:afterAutospacing="0" w:line="360" w:lineRule="auto"/>
+        <w:ind w:left="0"/>
+        <w:rPr>
+          <w:rFonts w:ascii="Bahnschrift Light" w:hAnsi="Bahnschrift Light"/>
+          <w:color w:val="1F1F1F"/>
+        </w:rPr>
+      </w:pPr>
+      <w:r>
+        <w:rPr>
+          <w:rFonts w:ascii="Bahnschrift Light" w:hAnsi="Bahnschrift Light"/>
+          <w:b/>
+          <w:bCs/>
+          <w:color w:val="1F1F1F"/>
+          <w:bdr w:val="none" w:sz="0" w:space="0" w:color="auto" w:frame="1"/>
+        </w:rPr>
+        <w:t>Encapsulation:</w:t>
+      </w:r>
+      <w:r>
+        <w:rPr>
+          <w:rFonts w:ascii="Bahnschrift Light" w:hAnsi="Bahnschrift Light"/>
+          <w:color w:val="1F1F1F"/>
+        </w:rPr>
+        <w:t xml:space="preserve"> Grouping data and methods into a single unit and restricting access (e.g., a "Capsule" medicine).</w:t>
+      </w:r>
+    </w:p>
+    <w:p>
+      <w:pPr>
+        <w:pStyle w:val="NormalWeb"/>
+        <w:numPr>
+          <w:ilvl w:val="0"/>
+          <w:numId w:val="21"/>
+        </w:numPr>
+        <w:spacing w:after="0" w:afterAutospacing="0" w:line="360" w:lineRule="auto"/>
+        <w:ind w:left="0"/>
+        <w:rPr>
+          <w:rFonts w:ascii="Bahnschrift Light" w:hAnsi="Bahnschrift Light"/>
+          <w:color w:val="1F1F1F"/>
+        </w:rPr>
+      </w:pPr>
+      <w:r>
+        <w:rPr>
+          <w:rFonts w:ascii="Bahnschrift Light" w:hAnsi="Bahnschrift Light"/>
+          <w:b/>
+          <w:bCs/>
+          <w:color w:val="1F1F1F"/>
+          <w:bdr w:val="none" w:sz="0" w:space="0" w:color="auto" w:frame="1"/>
+        </w:rPr>
+        <w:t>Inheritance:</w:t>
+      </w:r>
+      <w:r>
+        <w:rPr>
+          <w:rFonts w:ascii="Bahnschrift Light" w:hAnsi="Bahnschrift Light"/>
+          <w:color w:val="1F1F1F"/>
+        </w:rPr>
+        <w:t xml:space="preserve"> When one class acquires properties of another (e.g., a "SportsCar" inherits from "Car").</w:t>
+      </w:r>
+    </w:p>
+    <w:p>
+      <w:pPr>
+        <w:pStyle w:val="NormalWeb"/>
+        <w:numPr>
+          <w:ilvl w:val="0"/>
+          <w:numId w:val="21"/>
+        </w:numPr>
+        <w:spacing w:after="0" w:afterAutospacing="0" w:line="360" w:lineRule="auto"/>
+        <w:ind w:left="0"/>
+        <w:rPr>
+          <w:rFonts w:ascii="Bahnschrift Light" w:hAnsi="Bahnschrift Light"/>
+          <w:color w:val="1F1F1F"/>
+        </w:rPr>
+      </w:pPr>
+      <w:r>
+        <w:rPr>
+          <w:rFonts w:ascii="Bahnschrift Light" w:hAnsi="Bahnschrift Light"/>
+          <w:b/>
+          <w:bCs/>
+          <w:color w:val="1F1F1F"/>
+          <w:bdr w:val="none" w:sz="0" w:space="0" w:color="auto" w:frame="1"/>
+        </w:rPr>
+        <w:t>Polymorphism:</w:t>
+      </w:r>
+      <w:r>
+        <w:rPr>
+          <w:rFonts w:ascii="Bahnschrift Light" w:hAnsi="Bahnschrift Light"/>
+          <w:color w:val="1F1F1F"/>
+        </w:rPr>
+        <w:t xml:space="preserve"> The ability of a variable, function, or object to take on multiple forms (e.g., a "Draw" function drawing a circle or a square).</w:t>
+      </w:r>
+    </w:p>
+    <w:p>
+      <w:pPr>
+        <w:pStyle w:val="NormalWeb"/>
+        <w:numPr>
+          <w:ilvl w:val="0"/>
+          <w:numId w:val="21"/>
+        </w:numPr>
+        <w:spacing w:after="0" w:afterAutospacing="0" w:line="360" w:lineRule="auto"/>
+        <w:ind w:left="0"/>
+        <w:rPr>
+          <w:rFonts w:ascii="Bahnschrift Light" w:hAnsi="Bahnschrift Light"/>
+          <w:color w:val="1F1F1F"/>
+        </w:rPr>
+      </w:pPr>
+      <w:r>
+        <w:rPr>
+          <w:rFonts w:ascii="Bahnschrift Light" w:hAnsi="Bahnschrift Light"/>
+          <w:b/>
+          <w:bCs/>
+          <w:color w:val="1F1F1F"/>
+          <w:bdr w:val="none" w:sz="0" w:space="0" w:color="auto" w:frame="1"/>
+        </w:rPr>
+        <w:t>Abstraction:</w:t>
+      </w:r>
+      <w:r>
+        <w:rPr>
+          <w:rFonts w:ascii="Bahnschrift Light" w:hAnsi="Bahnschrift Light"/>
+          <w:color w:val="1F1F1F"/>
+        </w:rPr>
+        <w:t xml:space="preserve"> Hiding complex implementation details and showing only necessary features (e.g., using a TV remote without knowing the internal circuitry).</w:t>
+      </w:r>
+    </w:p>
+    <w:p>
+      <w:pPr>
+        <w:spacing w:after="120" w:line="360" w:lineRule="auto"/>
+        <w:rPr>
+          <w:rFonts w:ascii="Bahnschrift Light" w:hAnsi="Bahnschrift Light"/>
+          <w:color w:val="1F1F1F"/>
+        </w:rPr>
+      </w:pPr>
+      <w:r>
+        <w:rPr>
+          <w:rFonts w:ascii="Bahnschrift Light" w:hAnsi="Bahnschrift Light"/>
+          <w:color w:val="1F1F1F"/>
+        </w:rPr>
+        <w:pict>
+          <v:rect id="_x0000_i1025" style="width:0;height:1.5pt" o:hralign="center" o:hrstd="t" o:hrnoshade="t" o:hr="t" fillcolor="gray" stroked="f"/>
+        </w:pict>
+      </w:r>
+    </w:p>
+    <w:p>
+      <w:pPr>
+        <w:pStyle w:val="Heading3"/>
+        <w:spacing w:line="360" w:lineRule="auto"/>
+        <w:rPr>
+          <w:rFonts w:ascii="Bahnschrift Light" w:hAnsi="Bahnschrift Light"/>
+          <w:b/>
+          <w:color w:val="1F1F1F"/>
+        </w:rPr>
+      </w:pPr>
+      <w:r>
+        <w:rPr>
+          <w:rFonts w:ascii="Bahnschrift Light" w:hAnsi="Bahnschrift Light"/>
+          <w:b/>
+          <w:color w:val="1F1F1F"/>
+          <w:bdr w:val="none" w:sz="0" w:space="0" w:color="auto" w:frame="1"/>
+        </w:rPr>
+        <w:t>Q3. Encapsulation (Bank Account Example)</w:t>
+      </w:r>
+    </w:p>
+    <w:p>
+      <w:pPr>
+        <w:pStyle w:val="NormalWeb"/>
+        <w:spacing w:after="0" w:afterAutospacing="0" w:line="360" w:lineRule="auto"/>
+        <w:rPr>
+          <w:rFonts w:ascii="Bahnschrift Light" w:hAnsi="Bahnschrift Light"/>
+          <w:color w:val="1F1F1F"/>
+        </w:rPr>
+      </w:pPr>
+      <w:r>
+        <w:rPr>
+          <w:rFonts w:ascii="Bahnschrift Light" w:hAnsi="Bahnschrift Light"/>
+          <w:b/>
+          <w:bCs/>
+          <w:color w:val="1F1F1F"/>
+          <w:bdr w:val="none" w:sz="0" w:space="0" w:color="auto" w:frame="1"/>
+        </w:rPr>
+        <w:t>Importance:</w:t>
+      </w:r>
+    </w:p>
+    <w:p>
+      <w:pPr>
+        <w:pStyle w:val="NormalWeb"/>
+        <w:numPr>
+          <w:ilvl w:val="0"/>
+          <w:numId w:val="22"/>
+        </w:numPr>
+        <w:spacing w:after="0" w:afterAutospacing="0" w:line="360" w:lineRule="auto"/>
+        <w:ind w:left="0"/>
+        <w:rPr>
+          <w:rFonts w:ascii="Bahnschrift Light" w:hAnsi="Bahnschrift Light"/>
+          <w:color w:val="1F1F1F"/>
+        </w:rPr>
+      </w:pPr>
+      <w:r>
+        <w:rPr>
+          <w:rFonts w:ascii="Bahnschrift Light" w:hAnsi="Bahnschrift Light"/>
+          <w:b/>
+          <w:bCs/>
+          <w:color w:val="1F1F1F"/>
+          <w:bdr w:val="none" w:sz="0" w:space="0" w:color="auto" w:frame="1"/>
+        </w:rPr>
+        <w:t>Security:</w:t>
+      </w:r>
+      <w:r>
+        <w:rPr>
+          <w:rFonts w:ascii="Bahnschrift Light" w:hAnsi="Bahnschrift Light"/>
+          <w:color w:val="1F1F1F"/>
+        </w:rPr>
+        <w:t xml:space="preserve"> It prevents unauthorized external code from changing sensitive data.</w:t>
+      </w:r>
+    </w:p>
+    <w:p>
+      <w:pPr>
+        <w:pStyle w:val="NormalWeb"/>
+        <w:numPr>
+          <w:ilvl w:val="0"/>
+          <w:numId w:val="22"/>
+        </w:numPr>
+        <w:spacing w:after="0" w:afterAutospacing="0" w:line="360" w:lineRule="auto"/>
+        <w:ind w:left="0"/>
+        <w:rPr>
+          <w:rFonts w:ascii="Bahnschrift Light" w:hAnsi="Bahnschrift Light"/>
+          <w:color w:val="1F1F1F"/>
+        </w:rPr>
+      </w:pPr>
+      <w:r>
+        <w:rPr>
+          <w:rFonts w:ascii="Bahnschrift Light" w:hAnsi="Bahnschrift Light"/>
+          <w:b/>
+          <w:bCs/>
+          <w:color w:val="1F1F1F"/>
+          <w:bdr w:val="none" w:sz="0" w:space="0" w:color="auto" w:frame="1"/>
+        </w:rPr>
+        <w:t>Maintainability:</w:t>
+      </w:r>
+      <w:r>
+        <w:rPr>
+          <w:rFonts w:ascii="Bahnschrift Light" w:hAnsi="Bahnschrift Light"/>
+          <w:color w:val="1F1F1F"/>
+        </w:rPr>
+        <w:t xml:space="preserve"> You can change the internal logic (like how interest is calculated) without affecting other parts of the program.</w:t>
+      </w:r>
+    </w:p>
+    <w:p>
+      <w:pPr>
+        <w:pStyle w:val="NormalWeb"/>
+        <w:spacing w:after="0" w:afterAutospacing="0" w:line="360" w:lineRule="auto"/>
+        <w:rPr>
+          <w:rFonts w:ascii="Bahnschrift Light" w:hAnsi="Bahnschrift Light"/>
+          <w:color w:val="1F1F1F"/>
+        </w:rPr>
+      </w:pPr>
+      <w:r>
+        <w:rPr>
+          <w:rFonts w:ascii="Bahnschrift Light" w:hAnsi="Bahnschrift Light"/>
+          <w:b/>
+          <w:bCs/>
+          <w:color w:val="1F1F1F"/>
+          <w:bdr w:val="none" w:sz="0" w:space="0" w:color="auto" w:frame="1"/>
+        </w:rPr>
+        <w:t>Example:</w:t>
+      </w:r>
+    </w:p>
+    <w:p>
+      <w:pPr>
+        <w:pStyle w:val="NormalWeb"/>
+        <w:spacing w:after="0" w:afterAutospacing="0" w:line="360" w:lineRule="auto"/>
+        <w:rPr>
+          <w:rFonts w:ascii="Bahnschrift Light" w:hAnsi="Bahnschrift Light"/>
+          <w:color w:val="1F1F1F"/>
+        </w:rPr>
+      </w:pPr>
+      <w:r>
+        <w:rPr>
+          <w:rFonts w:ascii="Bahnschrift Light" w:hAnsi="Bahnschrift Light"/>
+          <w:color w:val="1F1F1F"/>
+        </w:rPr>
+        <w:t xml:space="preserve">In a </w:t>
+      </w:r>
+      <w:r>
+        <w:rPr>
+          <w:rStyle w:val="HTMLCode"/>
+          <w:rFonts w:ascii="Bahnschrift Light" w:eastAsiaTheme="majorEastAsia" w:hAnsi="Bahnschrift Light"/>
+          <w:color w:val="444746"/>
+          <w:bdr w:val="none" w:sz="0" w:space="0" w:color="auto" w:frame="1"/>
+        </w:rPr>
+        <w:t>BankAccount</w:t>
+      </w:r>
+      <w:r>
+        <w:rPr>
+          <w:rFonts w:ascii="Bahnschrift Light" w:hAnsi="Bahnschrift Light"/>
+          <w:color w:val="1F1F1F"/>
+        </w:rPr>
+        <w:t xml:space="preserve"> class, the </w:t>
+      </w:r>
+      <w:r>
+        <w:rPr>
+          <w:rStyle w:val="HTMLCode"/>
+          <w:rFonts w:ascii="Bahnschrift Light" w:eastAsiaTheme="majorEastAsia" w:hAnsi="Bahnschrift Light"/>
+          <w:color w:val="444746"/>
+          <w:bdr w:val="none" w:sz="0" w:space="0" w:color="auto" w:frame="1"/>
+        </w:rPr>
+        <w:t>balance</w:t>
+      </w:r>
+      <w:r>
+        <w:rPr>
+          <w:rFonts w:ascii="Bahnschrift Light" w:hAnsi="Bahnschrift Light"/>
+          <w:color w:val="1F1F1F"/>
+        </w:rPr>
+        <w:t xml:space="preserve"> variable is kept </w:t>
+      </w:r>
+      <w:r>
+        <w:rPr>
+          <w:rFonts w:ascii="Bahnschrift Light" w:hAnsi="Bahnschrift Light"/>
+          <w:b/>
+          <w:bCs/>
+          <w:color w:val="1F1F1F"/>
+          <w:bdr w:val="none" w:sz="0" w:space="0" w:color="auto" w:frame="1"/>
+        </w:rPr>
+        <w:t>private</w:t>
+      </w:r>
+      <w:r>
+        <w:rPr>
+          <w:rFonts w:ascii="Bahnschrift Light" w:hAnsi="Bahnschrift Light"/>
+          <w:color w:val="1F1F1F"/>
+        </w:rPr>
+        <w:t xml:space="preserve">. You cannot change the balance directly from outside the class (e.g., </w:t>
+      </w:r>
+      <w:r>
+        <w:rPr>
+          <w:rStyle w:val="HTMLCode"/>
+          <w:rFonts w:ascii="Bahnschrift Light" w:eastAsiaTheme="majorEastAsia" w:hAnsi="Bahnschrift Light"/>
+          <w:color w:val="444746"/>
+          <w:bdr w:val="none" w:sz="0" w:space="0" w:color="auto" w:frame="1"/>
+        </w:rPr>
+        <w:t>account.balance = 1000000</w:t>
+      </w:r>
+      <w:r>
+        <w:rPr>
+          <w:rFonts w:ascii="Bahnschrift Light" w:hAnsi="Bahnschrift Light"/>
+          <w:color w:val="1F1F1F"/>
+        </w:rPr>
+        <w:t xml:space="preserve"> is blocked). Instead, you must use methods like </w:t>
+      </w:r>
+      <w:r>
+        <w:rPr>
+          <w:rStyle w:val="HTMLCode"/>
+          <w:rFonts w:ascii="Bahnschrift Light" w:eastAsiaTheme="majorEastAsia" w:hAnsi="Bahnschrift Light"/>
+          <w:color w:val="444746"/>
+          <w:bdr w:val="none" w:sz="0" w:space="0" w:color="auto" w:frame="1"/>
+        </w:rPr>
+        <w:t>deposit()</w:t>
+      </w:r>
+      <w:r>
+        <w:rPr>
+          <w:rFonts w:ascii="Bahnschrift Light" w:hAnsi="Bahnschrift Light"/>
+          <w:color w:val="1F1F1F"/>
+        </w:rPr>
+        <w:t xml:space="preserve"> or </w:t>
+      </w:r>
+      <w:r>
+        <w:rPr>
+          <w:rStyle w:val="HTMLCode"/>
+          <w:rFonts w:ascii="Bahnschrift Light" w:eastAsiaTheme="majorEastAsia" w:hAnsi="Bahnschrift Light"/>
+          <w:color w:val="444746"/>
+          <w:bdr w:val="none" w:sz="0" w:space="0" w:color="auto" w:frame="1"/>
+        </w:rPr>
+        <w:t>withdraw()</w:t>
+      </w:r>
+      <w:r>
+        <w:rPr>
+          <w:rFonts w:ascii="Bahnschrift Light" w:hAnsi="Bahnschrift Light"/>
+          <w:color w:val="1F1F1F"/>
+        </w:rPr>
+        <w:t>, which include security checks and validation logic.</w:t>
+      </w:r>
+    </w:p>
+    <w:p>
+      <w:pPr>
+        <w:pStyle w:val="Heading3"/>
+        <w:spacing w:line="360" w:lineRule="auto"/>
+        <w:rPr>
+          <w:rFonts w:ascii="Bahnschrift Light" w:hAnsi="Bahnschrift Light"/>
+          <w:b/>
+          <w:color w:val="1F1F1F"/>
+          <w:bdr w:val="none" w:sz="0" w:space="0" w:color="auto" w:frame="1"/>
+        </w:rPr>
+      </w:pPr>
+    </w:p>
+    <w:p>
+      <w:pPr>
+        <w:pStyle w:val="Heading3"/>
+        <w:spacing w:line="360" w:lineRule="auto"/>
+        <w:rPr>
+          <w:rFonts w:ascii="Bahnschrift Light" w:hAnsi="Bahnschrift Light"/>
+          <w:b/>
+          <w:color w:val="1F1F1F"/>
+          <w:bdr w:val="none" w:sz="0" w:space="0" w:color="auto" w:frame="1"/>
+        </w:rPr>
+      </w:pPr>
+      <w:r>
+        <w:rPr>
+          <w:rFonts w:ascii="Bahnschrift Light" w:hAnsi="Bahnschrift Light"/>
+          <w:b/>
+          <w:color w:val="1F1F1F"/>
+          <w:bdr w:val="none" w:sz="0" w:space="0" w:color="auto" w:frame="1"/>
+        </w:rPr>
+        <w:br w:type="page"/>
+      </w:r>
+    </w:p>
+    <w:p>
+      <w:pPr>
+        <w:pStyle w:val="Heading3"/>
+        <w:spacing w:line="360" w:lineRule="auto"/>
+        <w:rPr>
+          <w:rFonts w:ascii="Bahnschrift Light" w:hAnsi="Bahnschrift Light"/>
+          <w:b/>
+          <w:color w:val="1F1F1F"/>
+        </w:rPr>
+      </w:pPr>
+      <w:r>
+        <w:rPr>
+          <w:rFonts w:ascii="Bahnschrift Light" w:hAnsi="Bahnschrift Light"/>
+          <w:b/>
+          <w:color w:val="1F1F1F"/>
+          <w:bdr w:val="none" w:sz="0" w:space="0" w:color="auto" w:frame="1"/>
+        </w:rPr>
+        <w:lastRenderedPageBreak/>
+        <w:t>Q4. Compile-time vs. Run-time Polymorphism</w:t>
+      </w:r>
+    </w:p>
+    <w:p>
+      <w:pPr>
+        <w:pStyle w:val="NormalWeb"/>
+        <w:numPr>
+          <w:ilvl w:val="0"/>
+          <w:numId w:val="23"/>
+        </w:numPr>
+        <w:spacing w:after="0" w:afterAutospacing="0" w:line="360" w:lineRule="auto"/>
+        <w:ind w:left="0"/>
+        <w:rPr>
+          <w:rFonts w:ascii="Bahnschrift Light" w:hAnsi="Bahnschrift Light"/>
+          <w:color w:val="1F1F1F"/>
+        </w:rPr>
+      </w:pPr>
+      <w:r>
+        <w:rPr>
+          <w:rFonts w:ascii="Bahnschrift Light" w:hAnsi="Bahnschrift Light"/>
+          <w:b/>
+          <w:bCs/>
+          <w:color w:val="1F1F1F"/>
+          <w:bdr w:val="none" w:sz="0" w:space="0" w:color="auto" w:frame="1"/>
+        </w:rPr>
+        <w:t>Compile-time Polymorphism (Static Binding):</w:t>
+      </w:r>
+      <w:r>
+        <w:rPr>
+          <w:rFonts w:ascii="Bahnschrift Light" w:hAnsi="Bahnschrift Light"/>
+          <w:color w:val="1F1F1F"/>
+        </w:rPr>
+        <w:t xml:space="preserve"> Resolved during compilation.</w:t>
+      </w:r>
+    </w:p>
+    <w:p>
+      <w:pPr>
+        <w:pStyle w:val="NormalWeb"/>
+        <w:numPr>
+          <w:ilvl w:val="1"/>
+          <w:numId w:val="23"/>
+        </w:numPr>
+        <w:spacing w:after="0" w:afterAutospacing="0" w:line="360" w:lineRule="auto"/>
+        <w:ind w:left="0"/>
+        <w:rPr>
+          <w:rFonts w:ascii="Bahnschrift Light" w:hAnsi="Bahnschrift Light"/>
+          <w:color w:val="1F1F1F"/>
+        </w:rPr>
+      </w:pPr>
+      <w:r>
+        <w:rPr>
+          <w:rFonts w:ascii="Bahnschrift Light" w:hAnsi="Bahnschrift Light"/>
+          <w:b/>
+          <w:bCs/>
+          <w:color w:val="1F1F1F"/>
+          <w:bdr w:val="none" w:sz="0" w:space="0" w:color="auto" w:frame="1"/>
+        </w:rPr>
+        <w:t>Example:</w:t>
+      </w:r>
+      <w:r>
+        <w:rPr>
+          <w:rFonts w:ascii="Bahnschrift Light" w:hAnsi="Bahnschrift Light"/>
+          <w:color w:val="1F1F1F"/>
+        </w:rPr>
+        <w:t xml:space="preserve"> </w:t>
+      </w:r>
+      <w:r>
+        <w:rPr>
+          <w:rFonts w:ascii="Bahnschrift Light" w:hAnsi="Bahnschrift Light"/>
+          <w:b/>
+          <w:bCs/>
+          <w:color w:val="1F1F1F"/>
+          <w:bdr w:val="none" w:sz="0" w:space="0" w:color="auto" w:frame="1"/>
+        </w:rPr>
+        <w:t>Method Overloading</w:t>
+      </w:r>
+      <w:r>
+        <w:rPr>
+          <w:rFonts w:ascii="Bahnschrift Light" w:hAnsi="Bahnschrift Light"/>
+          <w:color w:val="1F1F1F"/>
+        </w:rPr>
+        <w:t xml:space="preserve"> (Two functions with the same name but different parameters).</w:t>
+      </w:r>
+    </w:p>
+    <w:p>
+      <w:pPr>
+        <w:pStyle w:val="NormalWeb"/>
+        <w:numPr>
+          <w:ilvl w:val="0"/>
+          <w:numId w:val="23"/>
+        </w:numPr>
+        <w:spacing w:after="0" w:afterAutospacing="0" w:line="360" w:lineRule="auto"/>
+        <w:ind w:left="0"/>
+        <w:rPr>
+          <w:rFonts w:ascii="Bahnschrift Light" w:hAnsi="Bahnschrift Light"/>
+          <w:color w:val="1F1F1F"/>
+        </w:rPr>
+      </w:pPr>
+      <w:r>
+        <w:rPr>
+          <w:rFonts w:ascii="Bahnschrift Light" w:hAnsi="Bahnschrift Light"/>
+          <w:b/>
+          <w:bCs/>
+          <w:color w:val="1F1F1F"/>
+          <w:bdr w:val="none" w:sz="0" w:space="0" w:color="auto" w:frame="1"/>
+        </w:rPr>
+        <w:t>Run-time Polymorphism (Dynamic Binding):</w:t>
+      </w:r>
+      <w:r>
+        <w:rPr>
+          <w:rFonts w:ascii="Bahnschrift Light" w:hAnsi="Bahnschrift Light"/>
+          <w:color w:val="1F1F1F"/>
+        </w:rPr>
+        <w:t xml:space="preserve"> Resolved during execution (at runtime).</w:t>
+      </w:r>
+    </w:p>
+    <w:p>
+      <w:pPr>
+        <w:pStyle w:val="NormalWeb"/>
+        <w:numPr>
+          <w:ilvl w:val="1"/>
+          <w:numId w:val="23"/>
+        </w:numPr>
+        <w:spacing w:after="0" w:afterAutospacing="0" w:line="360" w:lineRule="auto"/>
+        <w:ind w:left="0"/>
+        <w:rPr>
+          <w:rFonts w:ascii="Bahnschrift Light" w:hAnsi="Bahnschrift Light"/>
+          <w:color w:val="1F1F1F"/>
+        </w:rPr>
+      </w:pPr>
+      <w:r>
+        <w:rPr>
+          <w:rFonts w:ascii="Bahnschrift Light" w:hAnsi="Bahnschrift Light"/>
+          <w:b/>
+          <w:bCs/>
+          <w:color w:val="1F1F1F"/>
+          <w:bdr w:val="none" w:sz="0" w:space="0" w:color="auto" w:frame="1"/>
+        </w:rPr>
+        <w:t>Example:</w:t>
+      </w:r>
+      <w:r>
+        <w:rPr>
+          <w:rFonts w:ascii="Bahnschrift Light" w:hAnsi="Bahnschrift Light"/>
+          <w:color w:val="1F1F1F"/>
+        </w:rPr>
+        <w:t xml:space="preserve"> </w:t>
+      </w:r>
+      <w:r>
+        <w:rPr>
+          <w:rFonts w:ascii="Bahnschrift Light" w:hAnsi="Bahnschrift Light"/>
+          <w:b/>
+          <w:bCs/>
+          <w:color w:val="1F1F1F"/>
+          <w:bdr w:val="none" w:sz="0" w:space="0" w:color="auto" w:frame="1"/>
+        </w:rPr>
+        <w:t>Method Overriding</w:t>
+      </w:r>
+      <w:r>
+        <w:rPr>
+          <w:rFonts w:ascii="Bahnschrift Light" w:hAnsi="Bahnschrift Light"/>
+          <w:color w:val="1F1F1F"/>
+        </w:rPr>
+        <w:t xml:space="preserve"> (A child class providing a specific implementation of a method already defined in its parent class).</w:t>
+      </w:r>
+    </w:p>
+    <w:p>
+      <w:pPr>
+        <w:spacing w:after="120" w:line="360" w:lineRule="auto"/>
+        <w:rPr>
+          <w:rFonts w:ascii="Bahnschrift Light" w:hAnsi="Bahnschrift Light"/>
+          <w:color w:val="1F1F1F"/>
+        </w:rPr>
+      </w:pPr>
+      <w:r>
+        <w:rPr>
+          <w:rFonts w:ascii="Bahnschrift Light" w:hAnsi="Bahnschrift Light"/>
+          <w:color w:val="1F1F1F"/>
+        </w:rPr>
+        <w:pict>
+          <v:rect id="_x0000_i1026" style="width:0;height:1.5pt" o:hralign="center" o:hrstd="t" o:hrnoshade="t" o:hr="t" fillcolor="gray" stroked="f"/>
+        </w:pict>
+      </w:r>
+    </w:p>
+    <w:p>
+      <w:pPr>
+        <w:pStyle w:val="Heading3"/>
+        <w:spacing w:line="360" w:lineRule="auto"/>
+        <w:rPr>
+          <w:rFonts w:ascii="Bahnschrift Light" w:hAnsi="Bahnschrift Light"/>
+          <w:b/>
+          <w:color w:val="1F1F1F"/>
+        </w:rPr>
+      </w:pPr>
+      <w:r>
+        <w:rPr>
+          <w:rFonts w:ascii="Bahnschrift Light" w:hAnsi="Bahnschrift Light"/>
+          <w:b/>
+          <w:color w:val="1F1F1F"/>
+          <w:bdr w:val="none" w:sz="0" w:space="0" w:color="auto" w:frame="1"/>
+        </w:rPr>
+        <w:t>Q5. Inheritance and its Types</w:t>
+      </w:r>
+    </w:p>
+    <w:p>
+      <w:pPr>
+        <w:pStyle w:val="NormalWeb"/>
+        <w:spacing w:after="0" w:afterAutospacing="0" w:line="360" w:lineRule="auto"/>
+        <w:rPr>
+          <w:rFonts w:ascii="Bahnschrift Light" w:hAnsi="Bahnschrift Light"/>
+          <w:color w:val="1F1F1F"/>
+        </w:rPr>
+      </w:pPr>
+      <w:r>
+        <w:rPr>
+          <w:rFonts w:ascii="Bahnschrift Light" w:hAnsi="Bahnschrift Light"/>
+          <w:b/>
+          <w:bCs/>
+          <w:color w:val="1F1F1F"/>
+          <w:bdr w:val="none" w:sz="0" w:space="0" w:color="auto" w:frame="1"/>
+        </w:rPr>
+        <w:t>Inheritance</w:t>
+      </w:r>
+      <w:r>
+        <w:rPr>
+          <w:rFonts w:ascii="Bahnschrift Light" w:hAnsi="Bahnschrift Light"/>
+          <w:color w:val="1F1F1F"/>
+        </w:rPr>
+        <w:t xml:space="preserve"> allows a new class (child) to inherit the properties and behaviors of an existing class (parent).</w:t>
+      </w:r>
+    </w:p>
+    <w:p>
+      <w:pPr>
+        <w:pStyle w:val="NormalWeb"/>
+        <w:spacing w:after="0" w:afterAutospacing="0" w:line="360" w:lineRule="auto"/>
+        <w:rPr>
+          <w:rFonts w:ascii="Bahnschrift Light" w:hAnsi="Bahnschrift Light"/>
+          <w:color w:val="1F1F1F"/>
+        </w:rPr>
+      </w:pPr>
+      <w:r>
+        <w:rPr>
+          <w:rFonts w:ascii="Bahnschrift Light" w:hAnsi="Bahnschrift Light"/>
+          <w:b/>
+          <w:bCs/>
+          <w:color w:val="1F1F1F"/>
+          <w:bdr w:val="none" w:sz="0" w:space="0" w:color="auto" w:frame="1"/>
+        </w:rPr>
+        <w:t>Types of Inheritance:</w:t>
+      </w:r>
+    </w:p>
+    <w:p>
+      <w:pPr>
+        <w:pStyle w:val="NormalWeb"/>
+        <w:numPr>
+          <w:ilvl w:val="0"/>
+          <w:numId w:val="24"/>
+        </w:numPr>
+        <w:spacing w:after="0" w:afterAutospacing="0" w:line="360" w:lineRule="auto"/>
+        <w:ind w:left="0"/>
+        <w:rPr>
+          <w:rFonts w:ascii="Bahnschrift Light" w:hAnsi="Bahnschrift Light"/>
+          <w:color w:val="1F1F1F"/>
+        </w:rPr>
+      </w:pPr>
+      <w:r>
+        <w:rPr>
+          <w:rFonts w:ascii="Bahnschrift Light" w:hAnsi="Bahnschrift Light"/>
+          <w:b/>
+          <w:bCs/>
+          <w:color w:val="1F1F1F"/>
+          <w:bdr w:val="none" w:sz="0" w:space="0" w:color="auto" w:frame="1"/>
+        </w:rPr>
+        <w:t>Single Inheritance:</w:t>
+      </w:r>
+      <w:r>
+        <w:rPr>
+          <w:rFonts w:ascii="Bahnschrift Light" w:hAnsi="Bahnschrift Light"/>
+          <w:color w:val="1F1F1F"/>
+        </w:rPr>
+        <w:t xml:space="preserve"> One child class inherits from one parent class.</w:t>
+      </w:r>
+    </w:p>
+    <w:p>
+      <w:pPr>
+        <w:pStyle w:val="NormalWeb"/>
+        <w:numPr>
+          <w:ilvl w:val="0"/>
+          <w:numId w:val="24"/>
+        </w:numPr>
+        <w:spacing w:after="0" w:afterAutospacing="0" w:line="360" w:lineRule="auto"/>
+        <w:ind w:left="0"/>
+        <w:rPr>
+          <w:rFonts w:ascii="Bahnschrift Light" w:hAnsi="Bahnschrift Light"/>
+          <w:color w:val="1F1F1F"/>
+        </w:rPr>
+      </w:pPr>
+      <w:r>
+        <w:rPr>
+          <w:rFonts w:ascii="Bahnschrift Light" w:hAnsi="Bahnschrift Light"/>
+          <w:b/>
+          <w:bCs/>
+          <w:color w:val="1F1F1F"/>
+          <w:bdr w:val="none" w:sz="0" w:space="0" w:color="auto" w:frame="1"/>
+        </w:rPr>
+        <w:t>Multilevel Inheritance:</w:t>
+      </w:r>
+      <w:r>
+        <w:rPr>
+          <w:rFonts w:ascii="Bahnschrift Light" w:hAnsi="Bahnschrift Light"/>
+          <w:color w:val="1F1F1F"/>
+        </w:rPr>
+        <w:t xml:space="preserve"> A child class acts as a parent for another class (Grandparent -&gt; Parent -&gt; Child).</w:t>
+      </w:r>
+    </w:p>
+    <w:p>
+      <w:pPr>
+        <w:pStyle w:val="NormalWeb"/>
+        <w:numPr>
+          <w:ilvl w:val="0"/>
+          <w:numId w:val="24"/>
+        </w:numPr>
+        <w:spacing w:after="0" w:afterAutospacing="0" w:line="360" w:lineRule="auto"/>
+        <w:ind w:left="0"/>
+        <w:rPr>
+          <w:rFonts w:ascii="Bahnschrift Light" w:hAnsi="Bahnschrift Light"/>
+          <w:color w:val="1F1F1F"/>
+        </w:rPr>
+      </w:pPr>
+      <w:r>
+        <w:rPr>
+          <w:rFonts w:ascii="Bahnschrift Light" w:hAnsi="Bahnschrift Light"/>
+          <w:b/>
+          <w:bCs/>
+          <w:color w:val="1F1F1F"/>
+          <w:bdr w:val="none" w:sz="0" w:space="0" w:color="auto" w:frame="1"/>
+        </w:rPr>
+        <w:t>Hierarchical Inheritance:</w:t>
+      </w:r>
+      <w:r>
+        <w:rPr>
+          <w:rFonts w:ascii="Bahnschrift Light" w:hAnsi="Bahnschrift Light"/>
+          <w:color w:val="1F1F1F"/>
+        </w:rPr>
+        <w:t xml:space="preserve"> Multiple child classes inherit from a single parent class.</w:t>
+      </w:r>
+    </w:p>
+    <w:p>
+      <w:pPr>
+        <w:pStyle w:val="NormalWeb"/>
+        <w:numPr>
+          <w:ilvl w:val="0"/>
+          <w:numId w:val="24"/>
+        </w:numPr>
+        <w:spacing w:after="0" w:afterAutospacing="0" w:line="360" w:lineRule="auto"/>
+        <w:ind w:left="0"/>
+        <w:rPr>
+          <w:rFonts w:ascii="Bahnschrift Light" w:hAnsi="Bahnschrift Light"/>
+          <w:color w:val="1F1F1F"/>
+        </w:rPr>
+      </w:pPr>
+      <w:r>
+        <w:rPr>
+          <w:rFonts w:ascii="Bahnschrift Light" w:hAnsi="Bahnschrift Light"/>
+          <w:b/>
+          <w:bCs/>
+          <w:color w:val="1F1F1F"/>
+          <w:bdr w:val="none" w:sz="0" w:space="0" w:color="auto" w:frame="1"/>
+        </w:rPr>
+        <w:t>Multiple Inheritance:</w:t>
+      </w:r>
+      <w:r>
+        <w:rPr>
+          <w:rFonts w:ascii="Bahnschrift Light" w:hAnsi="Bahnschrift Light"/>
+          <w:color w:val="1F1F1F"/>
+        </w:rPr>
+        <w:t xml:space="preserve"> One child class inherits from more than one parent (Supported in C++, but not directly in Java/C#).</w:t>
+      </w:r>
+    </w:p>
+    <w:p>
+      <w:pPr>
+        <w:pStyle w:val="NormalWeb"/>
+        <w:numPr>
+          <w:ilvl w:val="0"/>
+          <w:numId w:val="24"/>
+        </w:numPr>
+        <w:spacing w:after="0" w:afterAutospacing="0" w:line="360" w:lineRule="auto"/>
+        <w:ind w:left="0"/>
+        <w:rPr>
+          <w:rFonts w:ascii="Bahnschrift Light" w:hAnsi="Bahnschrift Light"/>
+          <w:color w:val="1F1F1F"/>
+        </w:rPr>
+      </w:pPr>
+      <w:r>
+        <w:rPr>
+          <w:rFonts w:ascii="Bahnschrift Light" w:hAnsi="Bahnschrift Light"/>
+          <w:b/>
+          <w:bCs/>
+          <w:color w:val="1F1F1F"/>
+          <w:bdr w:val="none" w:sz="0" w:space="0" w:color="auto" w:frame="1"/>
+        </w:rPr>
+        <w:t>Hybrid Inheritance:</w:t>
+      </w:r>
+      <w:r>
+        <w:rPr>
+          <w:rFonts w:ascii="Bahnschrift Light" w:hAnsi="Bahnschrift Light"/>
+          <w:color w:val="1F1F1F"/>
+        </w:rPr>
+        <w:t xml:space="preserve"> A combination of two or more types of inheritance.</w:t>
+      </w:r>
+    </w:p>
+    <w:p>
+      <w:pPr>
+        <w:pStyle w:val="Heading3"/>
+        <w:spacing w:line="360" w:lineRule="auto"/>
+        <w:rPr>
+          <w:rFonts w:ascii="Bahnschrift Light" w:hAnsi="Bahnschrift Light"/>
+          <w:b/>
+          <w:color w:val="1F1F1F"/>
+          <w:bdr w:val="none" w:sz="0" w:space="0" w:color="auto" w:frame="1"/>
+        </w:rPr>
+      </w:pPr>
+    </w:p>
+    <w:p>
+      <w:pPr>
+        <w:pStyle w:val="Heading3"/>
+        <w:spacing w:line="360" w:lineRule="auto"/>
+        <w:rPr>
+          <w:rFonts w:ascii="Bahnschrift Light" w:hAnsi="Bahnschrift Light"/>
+          <w:b/>
+          <w:color w:val="1F1F1F"/>
+          <w:bdr w:val="none" w:sz="0" w:space="0" w:color="auto" w:frame="1"/>
+        </w:rPr>
+      </w:pPr>
+      <w:r>
+        <w:rPr>
+          <w:rFonts w:ascii="Bahnschrift Light" w:hAnsi="Bahnschrift Light"/>
+          <w:b/>
+          <w:color w:val="1F1F1F"/>
+          <w:bdr w:val="none" w:sz="0" w:space="0" w:color="auto" w:frame="1"/>
+        </w:rPr>
+        <w:br w:type="page"/>
+      </w:r>
+    </w:p>
+    <w:p>
+      <w:pPr>
+        <w:pStyle w:val="Heading3"/>
+        <w:spacing w:line="360" w:lineRule="auto"/>
+        <w:rPr>
+          <w:rFonts w:ascii="Bahnschrift Light" w:hAnsi="Bahnschrift Light"/>
+          <w:b/>
+          <w:color w:val="1F1F1F"/>
+          <w:bdr w:val="none" w:sz="0" w:space="0" w:color="auto" w:frame="1"/>
+        </w:rPr>
+      </w:pPr>
+      <w:r>
+        <w:rPr>
+          <w:rFonts w:ascii="Bahnschrift Light" w:hAnsi="Bahnschrift Light"/>
+          <w:b/>
+          <w:color w:val="1F1F1F"/>
+          <w:bdr w:val="none" w:sz="0" w:space="0" w:color="auto" w:frame="1"/>
+        </w:rPr>
+        <w:lastRenderedPageBreak/>
+        <w:t>Q6. Interface vs. Abstract Class</w:t>
+      </w:r>
+    </w:p>
+    <w:p/>
     <w:tbl>
       <w:tblPr>
-        <w:tblStyle w:val="PlainTable1"/>
-        <w:tblW w:w="2547" w:type="dxa"/>
+        <w:tblStyle w:val="TableGridLight"/>
+        <w:tblW w:w="10606" w:type="dxa"/>
         <w:tblLook w:val="04A0" w:firstRow="1" w:lastRow="0" w:firstColumn="1" w:lastColumn="0" w:noHBand="0" w:noVBand="1"/>
       </w:tblPr>
       <w:tblGrid>
-        <w:gridCol w:w="1271"/>
-        <w:gridCol w:w="1276"/>
+        <w:gridCol w:w="1537"/>
+        <w:gridCol w:w="5363"/>
+        <w:gridCol w:w="3706"/>
       </w:tblGrid>
       <w:tr>
         <w:trPr>
-          <w:cnfStyle w:val="100000000000" w:firstRow="1" w:lastRow="0" w:firstColumn="0" w:lastColumn="0" w:oddVBand="0" w:evenVBand="0" w:oddHBand="0" w:evenHBand="0" w:firstRowFirstColumn="0" w:firstRowLastColumn="0" w:lastRowFirstColumn="0" w:lastRowLastColumn="0"/>
-          <w:trHeight w:val="466"/>
+          <w:trHeight w:val="515"/>
         </w:trPr>
         <w:tc>
           <w:tcPr>
-            <w:cnfStyle w:val="001000000000" w:firstRow="0" w:lastRow="0" w:firstColumn="1" w:lastColumn="0" w:oddVBand="0" w:evenVBand="0" w:oddHBand="0" w:evenHBand="0" w:firstRowFirstColumn="0" w:firstRowLastColumn="0" w:lastRowFirstColumn="0" w:lastRowLastColumn="0"/>
-            <w:tcW w:w="1271" w:type="dxa"/>
-            <w:vAlign w:val="center"/>
+            <w:tcW w:w="1537" w:type="dxa"/>
             <w:hideMark/>
           </w:tcPr>
           <w:p>
             <w:pPr>
-              <w:jc w:val="center"/>
+              <w:spacing w:line="360" w:lineRule="auto"/>
               <w:rPr>
                 <w:rFonts w:ascii="Bahnschrift Light" w:hAnsi="Bahnschrift Light"/>
                 <w:color w:val="1F1F1F"/>
@@ -959,20 +1837,18 @@
                 <w:color w:val="1F1F1F"/>
                 <w:bdr w:val="none" w:sz="0" w:space="0" w:color="auto" w:frame="1"/>
               </w:rPr>
-              <w:t>Input (A)</w:t>
+              <w:t>Feature</w:t>
             </w:r>
           </w:p>
         </w:tc>
         <w:tc>
           <w:tcPr>
-            <w:tcW w:w="1276" w:type="dxa"/>
-            <w:vAlign w:val="center"/>
+            <w:tcW w:w="5363" w:type="dxa"/>
             <w:hideMark/>
           </w:tcPr>
           <w:p>
             <w:pPr>
-              <w:jc w:val="center"/>
-              <w:cnfStyle w:val="100000000000" w:firstRow="1" w:lastRow="0" w:firstColumn="0" w:lastColumn="0" w:oddVBand="0" w:evenVBand="0" w:oddHBand="0" w:evenHBand="0" w:firstRowFirstColumn="0" w:firstRowLastColumn="0" w:lastRowFirstColumn="0" w:lastRowLastColumn="0"/>
+              <w:spacing w:line="360" w:lineRule="auto"/>
               <w:rPr>
                 <w:rFonts w:ascii="Bahnschrift Light" w:hAnsi="Bahnschrift Light"/>
                 <w:color w:val="1F1F1F"/>
@@ -985,291 +1861,18 @@
                 <w:color w:val="1F1F1F"/>
                 <w:bdr w:val="none" w:sz="0" w:space="0" w:color="auto" w:frame="1"/>
               </w:rPr>
-              <w:t>Output (Y)</w:t>
-            </w:r>
-          </w:p>
-        </w:tc>
-      </w:tr>
-      <w:tr>
-        <w:trPr>
-          <w:cnfStyle w:val="000000100000" w:firstRow="0" w:lastRow="0" w:firstColumn="0" w:lastColumn="0" w:oddVBand="0" w:evenVBand="0" w:oddHBand="1" w:evenHBand="0" w:firstRowFirstColumn="0" w:firstRowLastColumn="0" w:lastRowFirstColumn="0" w:lastRowLastColumn="0"/>
-          <w:trHeight w:val="460"/>
-        </w:trPr>
-        <w:tc>
-          <w:tcPr>
-            <w:cnfStyle w:val="001000000000" w:firstRow="0" w:lastRow="0" w:firstColumn="1" w:lastColumn="0" w:oddVBand="0" w:evenVBand="0" w:oddHBand="0" w:evenHBand="0" w:firstRowFirstColumn="0" w:firstRowLastColumn="0" w:lastRowFirstColumn="0" w:lastRowLastColumn="0"/>
-            <w:tcW w:w="1271" w:type="dxa"/>
-            <w:vAlign w:val="center"/>
-            <w:hideMark/>
-          </w:tcPr>
-          <w:p>
-            <w:pPr>
-              <w:jc w:val="center"/>
-              <w:rPr>
-                <w:rFonts w:ascii="Bahnschrift Light" w:hAnsi="Bahnschrift Light"/>
-                <w:color w:val="1F1F1F"/>
-              </w:rPr>
-            </w:pPr>
-            <w:r>
-              <w:rPr>
-                <w:rFonts w:ascii="Bahnschrift Light" w:hAnsi="Bahnschrift Light"/>
-                <w:color w:val="1F1F1F"/>
-                <w:bdr w:val="none" w:sz="0" w:space="0" w:color="auto" w:frame="1"/>
-              </w:rPr>
-              <w:t>0</w:t>
+              <w:t>Abstract Class</w:t>
             </w:r>
           </w:p>
         </w:tc>
         <w:tc>
           <w:tcPr>
-            <w:tcW w:w="1276" w:type="dxa"/>
-            <w:vAlign w:val="center"/>
+            <w:tcW w:w="3706" w:type="dxa"/>
             <w:hideMark/>
           </w:tcPr>
           <w:p>
             <w:pPr>
-              <w:jc w:val="center"/>
-              <w:cnfStyle w:val="000000100000" w:firstRow="0" w:lastRow="0" w:firstColumn="0" w:lastColumn="0" w:oddVBand="0" w:evenVBand="0" w:oddHBand="1" w:evenHBand="0" w:firstRowFirstColumn="0" w:firstRowLastColumn="0" w:lastRowFirstColumn="0" w:lastRowLastColumn="0"/>
-              <w:rPr>
-                <w:rFonts w:ascii="Bahnschrift Light" w:hAnsi="Bahnschrift Light"/>
-                <w:color w:val="1F1F1F"/>
-              </w:rPr>
-            </w:pPr>
-            <w:r>
-              <w:rPr>
-                <w:rFonts w:ascii="Bahnschrift Light" w:hAnsi="Bahnschrift Light"/>
-                <w:color w:val="1F1F1F"/>
-                <w:bdr w:val="none" w:sz="0" w:space="0" w:color="auto" w:frame="1"/>
-              </w:rPr>
-              <w:t>1</w:t>
-            </w:r>
-          </w:p>
-        </w:tc>
-      </w:tr>
-      <w:tr>
-        <w:trPr>
-          <w:trHeight w:val="396"/>
-        </w:trPr>
-        <w:tc>
-          <w:tcPr>
-            <w:cnfStyle w:val="001000000000" w:firstRow="0" w:lastRow="0" w:firstColumn="1" w:lastColumn="0" w:oddVBand="0" w:evenVBand="0" w:oddHBand="0" w:evenHBand="0" w:firstRowFirstColumn="0" w:firstRowLastColumn="0" w:lastRowFirstColumn="0" w:lastRowLastColumn="0"/>
-            <w:tcW w:w="1271" w:type="dxa"/>
-            <w:vAlign w:val="center"/>
-            <w:hideMark/>
-          </w:tcPr>
-          <w:p>
-            <w:pPr>
-              <w:jc w:val="center"/>
-              <w:rPr>
-                <w:rFonts w:ascii="Bahnschrift Light" w:hAnsi="Bahnschrift Light"/>
-                <w:color w:val="1F1F1F"/>
-              </w:rPr>
-            </w:pPr>
-            <w:r>
-              <w:rPr>
-                <w:rFonts w:ascii="Bahnschrift Light" w:hAnsi="Bahnschrift Light"/>
-                <w:color w:val="1F1F1F"/>
-                <w:bdr w:val="none" w:sz="0" w:space="0" w:color="auto" w:frame="1"/>
-              </w:rPr>
-              <w:t>1</w:t>
-            </w:r>
-          </w:p>
-        </w:tc>
-        <w:tc>
-          <w:tcPr>
-            <w:tcW w:w="1276" w:type="dxa"/>
-            <w:vAlign w:val="center"/>
-            <w:hideMark/>
-          </w:tcPr>
-          <w:p>
-            <w:pPr>
-              <w:jc w:val="center"/>
-              <w:cnfStyle w:val="000000000000" w:firstRow="0" w:lastRow="0" w:firstColumn="0" w:lastColumn="0" w:oddVBand="0" w:evenVBand="0" w:oddHBand="0" w:evenHBand="0" w:firstRowFirstColumn="0" w:firstRowLastColumn="0" w:lastRowFirstColumn="0" w:lastRowLastColumn="0"/>
-              <w:rPr>
-                <w:rFonts w:ascii="Bahnschrift Light" w:hAnsi="Bahnschrift Light"/>
-                <w:color w:val="1F1F1F"/>
-              </w:rPr>
-            </w:pPr>
-            <w:r>
-              <w:rPr>
-                <w:rFonts w:ascii="Bahnschrift Light" w:hAnsi="Bahnschrift Light"/>
-                <w:color w:val="1F1F1F"/>
-                <w:bdr w:val="none" w:sz="0" w:space="0" w:color="auto" w:frame="1"/>
-              </w:rPr>
-              <w:t>0</w:t>
-            </w:r>
-          </w:p>
-        </w:tc>
-      </w:tr>
-    </w:tbl>
-    <w:p>
-      <w:pPr>
-        <w:pStyle w:val="Heading4"/>
-        <w:jc w:val="center"/>
-        <w:rPr>
-          <w:rFonts w:ascii="Bahnschrift Light" w:hAnsi="Bahnschrift Light"/>
-          <w:b/>
-          <w:color w:val="1F1F1F"/>
-          <w:sz w:val="28"/>
-        </w:rPr>
-      </w:pPr>
-      <w:r>
-        <w:rPr>
-          <w:rFonts w:ascii="Bahnschrift Light" w:hAnsi="Bahnschrift Light"/>
-          <w:b/>
-          <w:color w:val="1F1F1F"/>
-          <w:sz w:val="28"/>
-          <w:bdr w:val="none" w:sz="0" w:space="0" w:color="auto" w:frame="1"/>
-        </w:rPr>
-        <w:t>2. AND Gate</w:t>
-      </w:r>
-    </w:p>
-    <w:p>
-      <w:pPr>
-        <w:pStyle w:val="NormalWeb"/>
-        <w:spacing w:after="0" w:afterAutospacing="0"/>
-        <w:rPr>
-          <w:rFonts w:ascii="Bahnschrift Light" w:hAnsi="Bahnschrift Light"/>
-          <w:color w:val="1F1F1F"/>
-        </w:rPr>
-      </w:pPr>
-      <w:r>
-        <w:rPr>
-          <w:rFonts w:ascii="Bahnschrift Light" w:hAnsi="Bahnschrift Light"/>
-          <w:color w:val="1F1F1F"/>
-        </w:rPr>
-        <w:t xml:space="preserve">An </w:t>
-      </w:r>
-      <w:r>
-        <w:rPr>
-          <w:rFonts w:ascii="Bahnschrift Light" w:hAnsi="Bahnschrift Light"/>
-          <w:b/>
-          <w:bCs/>
-          <w:color w:val="1F1F1F"/>
-          <w:bdr w:val="none" w:sz="0" w:space="0" w:color="auto" w:frame="1"/>
-        </w:rPr>
-        <w:t>AND Gate</w:t>
-      </w:r>
-      <w:r>
-        <w:rPr>
-          <w:rFonts w:ascii="Bahnschrift Light" w:hAnsi="Bahnschrift Light"/>
-          <w:color w:val="1F1F1F"/>
-        </w:rPr>
-        <w:t xml:space="preserve"> acts like a security lock that requires two keys to open.</w:t>
-      </w:r>
-    </w:p>
-    <w:p>
-      <w:pPr>
-        <w:pStyle w:val="NormalWeb"/>
-        <w:numPr>
-          <w:ilvl w:val="0"/>
-          <w:numId w:val="27"/>
-        </w:numPr>
-        <w:spacing w:after="0" w:afterAutospacing="0"/>
-        <w:ind w:left="0"/>
-        <w:rPr>
-          <w:rFonts w:ascii="Bahnschrift Light" w:hAnsi="Bahnschrift Light"/>
-          <w:color w:val="1F1F1F"/>
-        </w:rPr>
-      </w:pPr>
-      <w:r>
-        <w:rPr>
-          <w:rFonts w:ascii="Bahnschrift Light" w:hAnsi="Bahnschrift Light"/>
-          <w:b/>
-          <w:bCs/>
-          <w:color w:val="1F1F1F"/>
-          <w:bdr w:val="none" w:sz="0" w:space="0" w:color="auto" w:frame="1"/>
-        </w:rPr>
-        <w:t>Condition for Output 1:</w:t>
-      </w:r>
-      <w:r>
-        <w:rPr>
-          <w:rFonts w:ascii="Bahnschrift Light" w:hAnsi="Bahnschrift Light"/>
-          <w:color w:val="1F1F1F"/>
-        </w:rPr>
-        <w:t xml:space="preserve"> An AND Gate gives an output of </w:t>
-      </w:r>
-      <w:r>
-        <w:rPr>
-          <w:rFonts w:ascii="Bahnschrift Light" w:hAnsi="Bahnschrift Light"/>
-          <w:b/>
-          <w:bCs/>
-          <w:color w:val="1F1F1F"/>
-          <w:bdr w:val="none" w:sz="0" w:space="0" w:color="auto" w:frame="1"/>
-        </w:rPr>
-        <w:t>1</w:t>
-      </w:r>
-      <w:r>
-        <w:rPr>
-          <w:rFonts w:ascii="Bahnschrift Light" w:hAnsi="Bahnschrift Light"/>
-          <w:color w:val="1F1F1F"/>
-        </w:rPr>
-        <w:t xml:space="preserve"> only when </w:t>
-      </w:r>
-      <w:r>
-        <w:rPr>
-          <w:rFonts w:ascii="Bahnschrift Light" w:hAnsi="Bahnschrift Light"/>
-          <w:b/>
-          <w:bCs/>
-          <w:color w:val="1F1F1F"/>
-          <w:bdr w:val="none" w:sz="0" w:space="0" w:color="auto" w:frame="1"/>
-        </w:rPr>
-        <w:t>all of its inputs are 1</w:t>
-      </w:r>
-      <w:r>
-        <w:rPr>
-          <w:rFonts w:ascii="Bahnschrift Light" w:hAnsi="Bahnschrift Light"/>
-          <w:color w:val="1F1F1F"/>
-        </w:rPr>
-        <w:t>. If even one input is 0, the output will be 0.</w:t>
-      </w:r>
-    </w:p>
-    <w:p>
-      <w:pPr>
-        <w:pStyle w:val="NormalWeb"/>
-        <w:spacing w:after="0" w:afterAutospacing="0"/>
-        <w:rPr>
-          <w:rFonts w:ascii="Bahnschrift Light" w:hAnsi="Bahnschrift Light"/>
-          <w:color w:val="1F1F1F"/>
-        </w:rPr>
-      </w:pPr>
-      <w:r>
-        <w:rPr>
-          <w:rFonts w:ascii="Bahnschrift Light" w:hAnsi="Bahnschrift Light"/>
-          <w:b/>
-          <w:bCs/>
-          <w:color w:val="1F1F1F"/>
-          <w:bdr w:val="none" w:sz="0" w:space="0" w:color="auto" w:frame="1"/>
-        </w:rPr>
-        <w:t>Truth Table (2-Input):</w:t>
-      </w:r>
-    </w:p>
-    <w:tbl>
-      <w:tblPr>
-        <w:tblStyle w:val="PlainTable1"/>
-        <w:tblW w:w="4999" w:type="dxa"/>
-        <w:tblLook w:val="04A0" w:firstRow="1" w:lastRow="0" w:firstColumn="1" w:lastColumn="0" w:noHBand="0" w:noVBand="1"/>
-      </w:tblPr>
-      <w:tblGrid>
-        <w:gridCol w:w="1517"/>
-        <w:gridCol w:w="1517"/>
-        <w:gridCol w:w="1965"/>
-      </w:tblGrid>
-      <w:tr>
-        <w:trPr>
-          <w:cnfStyle w:val="100000000000" w:firstRow="1" w:lastRow="0" w:firstColumn="0" w:lastColumn="0" w:oddVBand="0" w:evenVBand="0" w:oddHBand="0" w:evenHBand="0" w:firstRowFirstColumn="0" w:firstRowLastColumn="0" w:lastRowFirstColumn="0" w:lastRowLastColumn="0"/>
-          <w:trHeight w:val="580"/>
-        </w:trPr>
-        <w:tc>
-          <w:tcPr>
-            <w:cnfStyle w:val="001000000000" w:firstRow="0" w:lastRow="0" w:firstColumn="1" w:lastColumn="0" w:oddVBand="0" w:evenVBand="0" w:oddHBand="0" w:evenHBand="0" w:firstRowFirstColumn="0" w:firstRowLastColumn="0" w:lastRowFirstColumn="0" w:lastRowLastColumn="0"/>
-            <w:tcW w:w="0" w:type="auto"/>
-            <w:vAlign w:val="center"/>
-            <w:hideMark/>
-          </w:tcPr>
-          <w:p>
-            <w:pPr>
-              <w:jc w:val="center"/>
+              <w:spacing w:line="360" w:lineRule="auto"/>
               <w:rPr>
                 <w:rFonts w:ascii="Bahnschrift Light" w:hAnsi="Bahnschrift Light"/>
                 <w:color w:val="1F1F1F"/>
@@ -1282,20 +1885,23 @@
                 <w:color w:val="1F1F1F"/>
                 <w:bdr w:val="none" w:sz="0" w:space="0" w:color="auto" w:frame="1"/>
               </w:rPr>
-              <w:t>Input A</w:t>
+              <w:t>Interface</w:t>
             </w:r>
           </w:p>
         </w:tc>
+      </w:tr>
+      <w:tr>
+        <w:trPr>
+          <w:trHeight w:val="1065"/>
+        </w:trPr>
         <w:tc>
           <w:tcPr>
-            <w:tcW w:w="0" w:type="auto"/>
-            <w:vAlign w:val="center"/>
+            <w:tcW w:w="1537" w:type="dxa"/>
             <w:hideMark/>
           </w:tcPr>
           <w:p>
             <w:pPr>
-              <w:jc w:val="center"/>
-              <w:cnfStyle w:val="100000000000" w:firstRow="1" w:lastRow="0" w:firstColumn="0" w:lastColumn="0" w:oddVBand="0" w:evenVBand="0" w:oddHBand="0" w:evenHBand="0" w:firstRowFirstColumn="0" w:firstRowLastColumn="0" w:lastRowFirstColumn="0" w:lastRowLastColumn="0"/>
+              <w:spacing w:line="360" w:lineRule="auto"/>
               <w:rPr>
                 <w:rFonts w:ascii="Bahnschrift Light" w:hAnsi="Bahnschrift Light"/>
                 <w:color w:val="1F1F1F"/>
@@ -1303,57 +1909,24 @@
             </w:pPr>
             <w:r>
               <w:rPr>
-                <w:rStyle w:val="Strong"/>
                 <w:rFonts w:ascii="Bahnschrift Light" w:hAnsi="Bahnschrift Light"/>
+                <w:b/>
+                <w:bCs/>
                 <w:color w:val="1F1F1F"/>
                 <w:bdr w:val="none" w:sz="0" w:space="0" w:color="auto" w:frame="1"/>
               </w:rPr>
-              <w:t>Input B</w:t>
+              <w:t>Methods</w:t>
             </w:r>
           </w:p>
         </w:tc>
         <w:tc>
           <w:tcPr>
-            <w:tcW w:w="0" w:type="auto"/>
-            <w:vAlign w:val="center"/>
+            <w:tcW w:w="5363" w:type="dxa"/>
             <w:hideMark/>
           </w:tcPr>
           <w:p>
             <w:pPr>
-              <w:jc w:val="center"/>
-              <w:cnfStyle w:val="100000000000" w:firstRow="1" w:lastRow="0" w:firstColumn="0" w:lastColumn="0" w:oddVBand="0" w:evenVBand="0" w:oddHBand="0" w:evenHBand="0" w:firstRowFirstColumn="0" w:firstRowLastColumn="0" w:lastRowFirstColumn="0" w:lastRowLastColumn="0"/>
-              <w:rPr>
-                <w:rFonts w:ascii="Bahnschrift Light" w:hAnsi="Bahnschrift Light"/>
-                <w:color w:val="1F1F1F"/>
-              </w:rPr>
-            </w:pPr>
-            <w:r>
-              <w:rPr>
-                <w:rStyle w:val="Strong"/>
-                <w:rFonts w:ascii="Bahnschrift Light" w:hAnsi="Bahnschrift Light"/>
-                <w:color w:val="1F1F1F"/>
-                <w:bdr w:val="none" w:sz="0" w:space="0" w:color="auto" w:frame="1"/>
-              </w:rPr>
-              <w:t>Output (Y)</w:t>
-            </w:r>
-          </w:p>
-        </w:tc>
-      </w:tr>
-      <w:tr>
-        <w:trPr>
-          <w:cnfStyle w:val="000000100000" w:firstRow="0" w:lastRow="0" w:firstColumn="0" w:lastColumn="0" w:oddVBand="0" w:evenVBand="0" w:oddHBand="1" w:evenHBand="0" w:firstRowFirstColumn="0" w:firstRowLastColumn="0" w:lastRowFirstColumn="0" w:lastRowLastColumn="0"/>
-          <w:trHeight w:val="544"/>
-        </w:trPr>
-        <w:tc>
-          <w:tcPr>
-            <w:cnfStyle w:val="001000000000" w:firstRow="0" w:lastRow="0" w:firstColumn="1" w:lastColumn="0" w:oddVBand="0" w:evenVBand="0" w:oddHBand="0" w:evenHBand="0" w:firstRowFirstColumn="0" w:firstRowLastColumn="0" w:lastRowFirstColumn="0" w:lastRowLastColumn="0"/>
-            <w:tcW w:w="0" w:type="auto"/>
-            <w:vAlign w:val="center"/>
-            <w:hideMark/>
-          </w:tcPr>
-          <w:p>
-            <w:pPr>
-              <w:jc w:val="center"/>
+              <w:spacing w:line="360" w:lineRule="auto"/>
               <w:rPr>
                 <w:rFonts w:ascii="Bahnschrift Light" w:hAnsi="Bahnschrift Light"/>
                 <w:color w:val="1F1F1F"/>
@@ -1365,20 +1938,18 @@
                 <w:color w:val="1F1F1F"/>
                 <w:bdr w:val="none" w:sz="0" w:space="0" w:color="auto" w:frame="1"/>
               </w:rPr>
-              <w:t>0</w:t>
+              <w:t>Can have both abstract (no body) and concrete (with body) methods.</w:t>
             </w:r>
           </w:p>
         </w:tc>
         <w:tc>
           <w:tcPr>
-            <w:tcW w:w="0" w:type="auto"/>
-            <w:vAlign w:val="center"/>
+            <w:tcW w:w="3706" w:type="dxa"/>
             <w:hideMark/>
           </w:tcPr>
           <w:p>
             <w:pPr>
-              <w:jc w:val="center"/>
-              <w:cnfStyle w:val="000000100000" w:firstRow="0" w:lastRow="0" w:firstColumn="0" w:lastColumn="0" w:oddVBand="0" w:evenVBand="0" w:oddHBand="1" w:evenHBand="0" w:firstRowFirstColumn="0" w:firstRowLastColumn="0" w:lastRowFirstColumn="0" w:lastRowLastColumn="0"/>
+              <w:spacing w:line="360" w:lineRule="auto"/>
               <w:rPr>
                 <w:rFonts w:ascii="Bahnschrift Light" w:hAnsi="Bahnschrift Light"/>
                 <w:color w:val="1F1F1F"/>
@@ -1390,20 +1961,48 @@
                 <w:color w:val="1F1F1F"/>
                 <w:bdr w:val="none" w:sz="0" w:space="0" w:color="auto" w:frame="1"/>
               </w:rPr>
-              <w:t>0</w:t>
+              <w:t>Generally contains only abstract methods (until recent updates).</w:t>
+            </w:r>
+          </w:p>
+        </w:tc>
+      </w:tr>
+      <w:tr>
+        <w:trPr>
+          <w:trHeight w:val="1048"/>
+        </w:trPr>
+        <w:tc>
+          <w:tcPr>
+            <w:tcW w:w="1537" w:type="dxa"/>
+            <w:hideMark/>
+          </w:tcPr>
+          <w:p>
+            <w:pPr>
+              <w:spacing w:line="360" w:lineRule="auto"/>
+              <w:rPr>
+                <w:rFonts w:ascii="Bahnschrift Light" w:hAnsi="Bahnschrift Light"/>
+                <w:color w:val="1F1F1F"/>
+              </w:rPr>
+            </w:pPr>
+            <w:r>
+              <w:rPr>
+                <w:rFonts w:ascii="Bahnschrift Light" w:hAnsi="Bahnschrift Light"/>
+                <w:b/>
+                <w:bCs/>
+                <w:color w:val="1F1F1F"/>
+                <w:bdr w:val="none" w:sz="0" w:space="0" w:color="auto" w:frame="1"/>
+              </w:rPr>
+              <w:t>Variables</w:t>
             </w:r>
           </w:p>
         </w:tc>
         <w:tc>
           <w:tcPr>
-            <w:tcW w:w="0" w:type="auto"/>
-            <w:vAlign w:val="center"/>
+            <w:tcW w:w="5363" w:type="dxa"/>
             <w:hideMark/>
           </w:tcPr>
           <w:p>
             <w:pPr>
-              <w:jc w:val="center"/>
-              <w:cnfStyle w:val="000000100000" w:firstRow="0" w:lastRow="0" w:firstColumn="0" w:lastColumn="0" w:oddVBand="0" w:evenVBand="0" w:oddHBand="1" w:evenHBand="0" w:firstRowFirstColumn="0" w:firstRowLastColumn="0" w:lastRowFirstColumn="0" w:lastRowLastColumn="0"/>
+              <w:spacing w:line="360" w:lineRule="auto"/>
               <w:rPr>
                 <w:rFonts w:ascii="Bahnschrift Light" w:hAnsi="Bahnschrift Light"/>
                 <w:color w:val="1F1F1F"/>
@@ -1415,25 +2014,18 @@
                 <w:color w:val="1F1F1F"/>
                 <w:bdr w:val="none" w:sz="0" w:space="0" w:color="auto" w:frame="1"/>
               </w:rPr>
-              <w:t>0</w:t>
+              <w:t>Can have final, non-final, static, and non-static variables.</w:t>
             </w:r>
           </w:p>
         </w:tc>
-      </w:tr>
-      <w:tr>
-        <w:trPr>
-          <w:trHeight w:val="564"/>
-        </w:trPr>
         <w:tc>
           <w:tcPr>
-            <w:cnfStyle w:val="001000000000" w:firstRow="0" w:lastRow="0" w:firstColumn="1" w:lastColumn="0" w:oddVBand="0" w:evenVBand="0" w:oddHBand="0" w:evenHBand="0" w:firstRowFirstColumn="0" w:firstRowLastColumn="0" w:lastRowFirstColumn="0" w:lastRowLastColumn="0"/>
-            <w:tcW w:w="0" w:type="auto"/>
-            <w:vAlign w:val="center"/>
+            <w:tcW w:w="3706" w:type="dxa"/>
             <w:hideMark/>
           </w:tcPr>
           <w:p>
             <w:pPr>
-              <w:jc w:val="center"/>
+              <w:spacing w:line="360" w:lineRule="auto"/>
               <w:rPr>
                 <w:rFonts w:ascii="Bahnschrift Light" w:hAnsi="Bahnschrift Light"/>
                 <w:color w:val="1F1F1F"/>
@@ -1445,20 +2037,48 @@
                 <w:color w:val="1F1F1F"/>
                 <w:bdr w:val="none" w:sz="0" w:space="0" w:color="auto" w:frame="1"/>
               </w:rPr>
-              <w:t>0</w:t>
+              <w:t>Only static and final variables.</w:t>
+            </w:r>
+          </w:p>
+        </w:tc>
+      </w:tr>
+      <w:tr>
+        <w:trPr>
+          <w:trHeight w:val="1048"/>
+        </w:trPr>
+        <w:tc>
+          <w:tcPr>
+            <w:tcW w:w="1537" w:type="dxa"/>
+            <w:hideMark/>
+          </w:tcPr>
+          <w:p>
+            <w:pPr>
+              <w:spacing w:line="360" w:lineRule="auto"/>
+              <w:rPr>
+                <w:rFonts w:ascii="Bahnschrift Light" w:hAnsi="Bahnschrift Light"/>
+                <w:color w:val="1F1F1F"/>
+              </w:rPr>
+            </w:pPr>
+            <w:r>
+              <w:rPr>
+                <w:rFonts w:ascii="Bahnschrift Light" w:hAnsi="Bahnschrift Light"/>
+                <w:b/>
+                <w:bCs/>
+                <w:color w:val="1F1F1F"/>
+                <w:bdr w:val="none" w:sz="0" w:space="0" w:color="auto" w:frame="1"/>
+              </w:rPr>
+              <w:t>Inheritance</w:t>
             </w:r>
           </w:p>
         </w:tc>
         <w:tc>
           <w:tcPr>
-            <w:tcW w:w="0" w:type="auto"/>
-            <w:vAlign w:val="center"/>
+            <w:tcW w:w="5363" w:type="dxa"/>
             <w:hideMark/>
           </w:tcPr>
           <w:p>
             <w:pPr>
-              <w:jc w:val="center"/>
-              <w:cnfStyle w:val="000000000000" w:firstRow="0" w:lastRow="0" w:firstColumn="0" w:lastColumn="0" w:oddVBand="0" w:evenVBand="0" w:oddHBand="0" w:evenHBand="0" w:firstRowFirstColumn="0" w:firstRowLastColumn="0" w:lastRowFirstColumn="0" w:lastRowLastColumn="0"/>
+              <w:spacing w:line="360" w:lineRule="auto"/>
               <w:rPr>
                 <w:rFonts w:ascii="Bahnschrift Light" w:hAnsi="Bahnschrift Light"/>
                 <w:color w:val="1F1F1F"/>
@@ -1470,20 +2090,36 @@
                 <w:color w:val="1F1F1F"/>
                 <w:bdr w:val="none" w:sz="0" w:space="0" w:color="auto" w:frame="1"/>
               </w:rPr>
-              <w:t>1</w:t>
+              <w:t xml:space="preserve">A class can extend only </w:t>
+            </w:r>
+            <w:r>
+              <w:rPr>
+                <w:rFonts w:ascii="Bahnschrift Light" w:hAnsi="Bahnschrift Light"/>
+                <w:b/>
+                <w:bCs/>
+                <w:color w:val="1F1F1F"/>
+                <w:bdr w:val="none" w:sz="0" w:space="0" w:color="auto" w:frame="1"/>
+              </w:rPr>
+              <w:t>one</w:t>
+            </w:r>
+            <w:r>
+              <w:rPr>
+                <w:rFonts w:ascii="Bahnschrift Light" w:hAnsi="Bahnschrift Light"/>
+                <w:color w:val="1F1F1F"/>
+                <w:bdr w:val="none" w:sz="0" w:space="0" w:color="auto" w:frame="1"/>
+              </w:rPr>
+              <w:t xml:space="preserve"> abstract class.</w:t>
             </w:r>
           </w:p>
         </w:tc>
         <w:tc>
           <w:tcPr>
-            <w:tcW w:w="0" w:type="auto"/>
-            <w:vAlign w:val="center"/>
+            <w:tcW w:w="3706" w:type="dxa"/>
             <w:hideMark/>
           </w:tcPr>
           <w:p>
             <w:pPr>
-              <w:jc w:val="center"/>
-              <w:cnfStyle w:val="000000000000" w:firstRow="0" w:lastRow="0" w:firstColumn="0" w:lastColumn="0" w:oddVBand="0" w:evenVBand="0" w:oddHBand="0" w:evenHBand="0" w:firstRowFirstColumn="0" w:firstRowLastColumn="0" w:lastRowFirstColumn="0" w:lastRowLastColumn="0"/>
+              <w:spacing w:line="360" w:lineRule="auto"/>
               <w:rPr>
                 <w:rFonts w:ascii="Bahnschrift Light" w:hAnsi="Bahnschrift Light"/>
                 <w:color w:val="1F1F1F"/>
@@ -1495,26 +2131,66 @@
                 <w:color w:val="1F1F1F"/>
                 <w:bdr w:val="none" w:sz="0" w:space="0" w:color="auto" w:frame="1"/>
               </w:rPr>
-              <w:t>0</w:t>
+              <w:t xml:space="preserve">A class can implement </w:t>
+            </w:r>
+            <w:r>
+              <w:rPr>
+                <w:rFonts w:ascii="Bahnschrift Light" w:hAnsi="Bahnschrift Light"/>
+                <w:b/>
+                <w:bCs/>
+                <w:color w:val="1F1F1F"/>
+                <w:bdr w:val="none" w:sz="0" w:space="0" w:color="auto" w:frame="1"/>
+              </w:rPr>
+              <w:t>multiple</w:t>
+            </w:r>
+            <w:r>
+              <w:rPr>
+                <w:rFonts w:ascii="Bahnschrift Light" w:hAnsi="Bahnschrift Light"/>
+                <w:color w:val="1F1F1F"/>
+                <w:bdr w:val="none" w:sz="0" w:space="0" w:color="auto" w:frame="1"/>
+              </w:rPr>
+              <w:t xml:space="preserve"> interfaces.</w:t>
             </w:r>
           </w:p>
         </w:tc>
       </w:tr>
       <w:tr>
         <w:trPr>
-          <w:cnfStyle w:val="000000100000" w:firstRow="0" w:lastRow="0" w:firstColumn="0" w:lastColumn="0" w:oddVBand="0" w:evenVBand="0" w:oddHBand="1" w:evenHBand="0" w:firstRowFirstColumn="0" w:firstRowLastColumn="0" w:lastRowFirstColumn="0" w:lastRowLastColumn="0"/>
-          <w:trHeight w:val="586"/>
+          <w:trHeight w:val="1048"/>
         </w:trPr>
         <w:tc>
           <w:tcPr>
-            <w:cnfStyle w:val="001000000000" w:firstRow="0" w:lastRow="0" w:firstColumn="1" w:lastColumn="0" w:oddVBand="0" w:evenVBand="0" w:oddHBand="0" w:evenHBand="0" w:firstRowFirstColumn="0" w:firstRowLastColumn="0" w:lastRowFirstColumn="0" w:lastRowLastColumn="0"/>
-            <w:tcW w:w="0" w:type="auto"/>
-            <w:vAlign w:val="center"/>
+            <w:tcW w:w="1537" w:type="dxa"/>
             <w:hideMark/>
           </w:tcPr>
           <w:p>
             <w:pPr>
-              <w:jc w:val="center"/>
+              <w:spacing w:line="360" w:lineRule="auto"/>
+              <w:rPr>
+                <w:rFonts w:ascii="Bahnschrift Light" w:hAnsi="Bahnschrift Light"/>
+                <w:color w:val="1F1F1F"/>
+              </w:rPr>
+            </w:pPr>
+            <w:r>
+              <w:rPr>
+                <w:rFonts w:ascii="Bahnschrift Light" w:hAnsi="Bahnschrift Light"/>
+                <w:b/>
+                <w:bCs/>
+                <w:color w:val="1F1F1F"/>
+                <w:bdr w:val="none" w:sz="0" w:space="0" w:color="auto" w:frame="1"/>
+              </w:rPr>
+              <w:t>Purpose</w:t>
+            </w:r>
+          </w:p>
+        </w:tc>
+        <w:tc>
+          <w:tcPr>
+            <w:tcW w:w="5363" w:type="dxa"/>
+            <w:hideMark/>
+          </w:tcPr>
+          <w:p>
+            <w:pPr>
+              <w:spacing w:line="360" w:lineRule="auto"/>
               <w:rPr>
                 <w:rFonts w:ascii="Bahnschrift Light" w:hAnsi="Bahnschrift Light"/>
                 <w:color w:val="1F1F1F"/>
@@ -1526,20 +2202,18 @@
                 <w:color w:val="1F1F1F"/>
                 <w:bdr w:val="none" w:sz="0" w:space="0" w:color="auto" w:frame="1"/>
               </w:rPr>
-              <w:t>1</w:t>
+              <w:t>Used to share code among closely related objects.</w:t>
             </w:r>
           </w:p>
         </w:tc>
         <w:tc>
           <w:tcPr>
-            <w:tcW w:w="0" w:type="auto"/>
-            <w:vAlign w:val="center"/>
+            <w:tcW w:w="3706" w:type="dxa"/>
             <w:hideMark/>
           </w:tcPr>
           <w:p>
             <w:pPr>
-              <w:jc w:val="center"/>
-              <w:cnfStyle w:val="000000100000" w:firstRow="0" w:lastRow="0" w:firstColumn="0" w:lastColumn="0" w:oddVBand="0" w:evenVBand="0" w:oddHBand="1" w:evenHBand="0" w:firstRowFirstColumn="0" w:firstRowLastColumn="0" w:lastRowFirstColumn="0" w:lastRowLastColumn="0"/>
+              <w:spacing w:line="360" w:lineRule="auto"/>
               <w:rPr>
                 <w:rFonts w:ascii="Bahnschrift Light" w:hAnsi="Bahnschrift Light"/>
                 <w:color w:val="1F1F1F"/>
@@ -1551,133 +2225,42 @@
                 <w:color w:val="1F1F1F"/>
                 <w:bdr w:val="none" w:sz="0" w:space="0" w:color="auto" w:frame="1"/>
               </w:rPr>
-              <w:t>0</w:t>
+              <w:t xml:space="preserve">Used to define a contract or "capability" (e.g., </w:t>
             </w:r>
-          </w:p>
-        </w:tc>
-        <w:tc>
-          <w:tcPr>
-            <w:tcW w:w="0" w:type="auto"/>
-            <w:vAlign w:val="center"/>
-            <w:hideMark/>
-          </w:tcPr>
-          <w:p>
-            <w:pPr>
-              <w:jc w:val="center"/>
-              <w:cnfStyle w:val="000000100000" w:firstRow="0" w:lastRow="0" w:firstColumn="0" w:lastColumn="0" w:oddVBand="0" w:evenVBand="0" w:oddHBand="1" w:evenHBand="0" w:firstRowFirstColumn="0" w:firstRowLastColumn="0" w:lastRowFirstColumn="0" w:lastRowLastColumn="0"/>
+            <w:r>
               <w:rPr>
-                <w:rFonts w:ascii="Bahnschrift Light" w:hAnsi="Bahnschrift Light"/>
-                <w:color w:val="1F1F1F"/>
+                <w:rStyle w:val="HTMLCode"/>
+                <w:rFonts w:ascii="Bahnschrift Light" w:eastAsiaTheme="majorEastAsia" w:hAnsi="Bahnschrift Light"/>
+                <w:color w:val="444746"/>
+                <w:bdr w:val="none" w:sz="0" w:space="0" w:color="auto" w:frame="1"/>
               </w:rPr>
-            </w:pPr>
+              <w:t>Runnable</w:t>
+            </w:r>
             <w:r>
               <w:rPr>
                 <w:rFonts w:ascii="Bahnschrift Light" w:hAnsi="Bahnschrift Light"/>
                 <w:color w:val="1F1F1F"/>
                 <w:bdr w:val="none" w:sz="0" w:space="0" w:color="auto" w:frame="1"/>
               </w:rPr>
-              <w:t>0</w:t>
+              <w:t>).</w:t>
             </w:r>
           </w:p>
         </w:tc>
       </w:tr>
-      <w:tr>
-        <w:trPr>
-          <w:trHeight w:val="544"/>
-        </w:trPr>
-        <w:tc>
-          <w:tcPr>
-            <w:cnfStyle w:val="001000000000" w:firstRow="0" w:lastRow="0" w:firstColumn="1" w:lastColumn="0" w:oddVBand="0" w:evenVBand="0" w:oddHBand="0" w:evenHBand="0" w:firstRowFirstColumn="0" w:firstRowLastColumn="0" w:lastRowFirstColumn="0" w:lastRowLastColumn="0"/>
-            <w:tcW w:w="0" w:type="auto"/>
-            <w:vAlign w:val="center"/>
-            <w:hideMark/>
-          </w:tcPr>
-          <w:p>
-            <w:pPr>
-              <w:jc w:val="center"/>
-              <w:rPr>
-                <w:rFonts w:ascii="Bahnschrift Light" w:hAnsi="Bahnschrift Light"/>
-                <w:color w:val="1F1F1F"/>
-              </w:rPr>
-            </w:pPr>
-            <w:r>
-              <w:rPr>
-                <w:rFonts w:ascii="Bahnschrift Light" w:hAnsi="Bahnschrift Light"/>
-                <w:color w:val="1F1F1F"/>
-                <w:bdr w:val="none" w:sz="0" w:space="0" w:color="auto" w:frame="1"/>
-              </w:rPr>
-              <w:t>1</w:t>
-            </w:r>
-          </w:p>
-        </w:tc>
-        <w:tc>
-          <w:tcPr>
-            <w:tcW w:w="0" w:type="auto"/>
-            <w:vAlign w:val="center"/>
-            <w:hideMark/>
-          </w:tcPr>
-          <w:p>
-            <w:pPr>
-              <w:jc w:val="center"/>
-              <w:cnfStyle w:val="000000000000" w:firstRow="0" w:lastRow="0" w:firstColumn="0" w:lastColumn="0" w:oddVBand="0" w:evenVBand="0" w:oddHBand="0" w:evenHBand="0" w:firstRowFirstColumn="0" w:firstRowLastColumn="0" w:lastRowFirstColumn="0" w:lastRowLastColumn="0"/>
-              <w:rPr>
-                <w:rFonts w:ascii="Bahnschrift Light" w:hAnsi="Bahnschrift Light"/>
-                <w:color w:val="1F1F1F"/>
-              </w:rPr>
-            </w:pPr>
-            <w:r>
-              <w:rPr>
-                <w:rFonts w:ascii="Bahnschrift Light" w:hAnsi="Bahnschrift Light"/>
-                <w:color w:val="1F1F1F"/>
-                <w:bdr w:val="none" w:sz="0" w:space="0" w:color="auto" w:frame="1"/>
-              </w:rPr>
-              <w:t>1</w:t>
-            </w:r>
-          </w:p>
-        </w:tc>
-        <w:tc>
-          <w:tcPr>
-            <w:tcW w:w="0" w:type="auto"/>
-            <w:vAlign w:val="center"/>
-            <w:hideMark/>
-          </w:tcPr>
-          <w:p>
-            <w:pPr>
-              <w:jc w:val="center"/>
-              <w:cnfStyle w:val="000000000000" w:firstRow="0" w:lastRow="0" w:firstColumn="0" w:lastColumn="0" w:oddVBand="0" w:evenVBand="0" w:oddHBand="0" w:evenHBand="0" w:firstRowFirstColumn="0" w:firstRowLastColumn="0" w:lastRowFirstColumn="0" w:lastRowLastColumn="0"/>
-              <w:rPr>
-                <w:rFonts w:ascii="Bahnschrift Light" w:hAnsi="Bahnschrift Light"/>
-                <w:color w:val="1F1F1F"/>
-              </w:rPr>
-            </w:pPr>
-            <w:r>
-              <w:rPr>
-                <w:rFonts w:ascii="Bahnschrift Light" w:hAnsi="Bahnschrift Light"/>
-                <w:color w:val="1F1F1F"/>
-                <w:bdr w:val="none" w:sz="0" w:space="0" w:color="auto" w:frame="1"/>
-              </w:rPr>
-              <w:t>1</w:t>
-            </w:r>
-          </w:p>
-        </w:tc>
-      </w:tr>
+      <w:bookmarkEnd w:id="0"/>
     </w:tbl>
     <w:p>
       <w:pPr>
-        <w:spacing w:after="60"/>
-        <w:rPr>
-          <w:rFonts w:ascii="Bahnschrift Light" w:hAnsi="Bahnschrift Light"/>
-          <w:b/>
-          <w:color w:val="1F1F1F"/>
-          <w:bdr w:val="none" w:sz="0" w:space="0" w:color="auto" w:frame="1"/>
-        </w:rPr>
-      </w:pPr>
-      <w:bookmarkStart w:id="0" w:name="_GoBack"/>
-      <w:bookmarkEnd w:id="0"/>
+        <w:spacing w:line="360" w:lineRule="auto"/>
+        <w:rPr>
+          <w:rFonts w:ascii="Bahnschrift Light" w:hAnsi="Bahnschrift Light" w:cs="Arial"/>
+          <w:sz w:val="24"/>
+        </w:rPr>
+      </w:pPr>
     </w:p>
     <w:sectPr>
       <w:pgSz w:w="12240" w:h="15840"/>
-      <w:pgMar w:top="720" w:right="720" w:bottom="720" w:left="720" w:header="720" w:footer="720" w:gutter="0"/>
+      <w:pgMar w:top="1440" w:right="1041" w:bottom="1440" w:left="851" w:header="720" w:footer="720" w:gutter="0"/>
       <w:cols w:space="720"/>
       <w:docGrid w:linePitch="360"/>
     </w:sectPr>
@@ -2894,155 +3477,6 @@
     </w:lvl>
   </w:abstractNum>
   <w:abstractNum w:abstractNumId="8" w15:restartNumberingAfterBreak="0">
-    <w:nsid w:val="31716D7A"/>
-    <w:multiLevelType w:val="multilevel"/>
-    <w:tmpl w:val="5986D44A"/>
-    <w:lvl w:ilvl="0">
-      <w:start w:val="1"/>
-      <w:numFmt w:val="bullet"/>
-      <w:lvlText w:val=""/>
-      <w:lvlJc w:val="left"/>
-      <w:pPr>
-        <w:tabs>
-          <w:tab w:val="num" w:pos="720"/>
-        </w:tabs>
-        <w:ind w:left="720" w:hanging="360"/>
-      </w:pPr>
-      <w:rPr>
-        <w:rFonts w:ascii="Symbol" w:hAnsi="Symbol" w:hint="default"/>
-        <w:sz w:val="20"/>
-      </w:rPr>
-    </w:lvl>
-    <w:lvl w:ilvl="1" w:tentative="1">
-      <w:start w:val="1"/>
-      <w:numFmt w:val="bullet"/>
-      <w:lvlText w:val="o"/>
-      <w:lvlJc w:val="left"/>
-      <w:pPr>
-        <w:tabs>
-          <w:tab w:val="num" w:pos="1440"/>
-        </w:tabs>
-        <w:ind w:left="1440" w:hanging="360"/>
-      </w:pPr>
-      <w:rPr>
-        <w:rFonts w:ascii="Courier New" w:hAnsi="Courier New" w:hint="default"/>
-        <w:sz w:val="20"/>
-      </w:rPr>
-    </w:lvl>
-    <w:lvl w:ilvl="2" w:tentative="1">
-      <w:start w:val="1"/>
-      <w:numFmt w:val="bullet"/>
-      <w:lvlText w:val=""/>
-      <w:lvlJc w:val="left"/>
-      <w:pPr>
-        <w:tabs>
-          <w:tab w:val="num" w:pos="2160"/>
-        </w:tabs>
-        <w:ind w:left="2160" w:hanging="360"/>
-      </w:pPr>
-      <w:rPr>
-        <w:rFonts w:ascii="Wingdings" w:hAnsi="Wingdings" w:hint="default"/>
-        <w:sz w:val="20"/>
-      </w:rPr>
-    </w:lvl>
-    <w:lvl w:ilvl="3" w:tentative="1">
-      <w:start w:val="1"/>
-      <w:numFmt w:val="bullet"/>
-      <w:lvlText w:val=""/>
-      <w:lvlJc w:val="left"/>
-      <w:pPr>
-        <w:tabs>
-          <w:tab w:val="num" w:pos="2880"/>
-        </w:tabs>
-        <w:ind w:left="2880" w:hanging="360"/>
-      </w:pPr>
-      <w:rPr>
-        <w:rFonts w:ascii="Wingdings" w:hAnsi="Wingdings" w:hint="default"/>
-        <w:sz w:val="20"/>
-      </w:rPr>
-    </w:lvl>
-    <w:lvl w:ilvl="4" w:tentative="1">
-      <w:start w:val="1"/>
-      <w:numFmt w:val="bullet"/>
-      <w:lvlText w:val=""/>
-      <w:lvlJc w:val="left"/>
-      <w:pPr>
-        <w:tabs>
-          <w:tab w:val="num" w:pos="3600"/>
-        </w:tabs>
-        <w:ind w:left="3600" w:hanging="360"/>
-      </w:pPr>
-      <w:rPr>
-        <w:rFonts w:ascii="Wingdings" w:hAnsi="Wingdings" w:hint="default"/>
-        <w:sz w:val="20"/>
-      </w:rPr>
-    </w:lvl>
-    <w:lvl w:ilvl="5" w:tentative="1">
-      <w:start w:val="1"/>
-      <w:numFmt w:val="bullet"/>
-      <w:lvlText w:val=""/>
-      <w:lvlJc w:val="left"/>
-      <w:pPr>
-        <w:tabs>
-          <w:tab w:val="num" w:pos="4320"/>
-        </w:tabs>
-        <w:ind w:left="4320" w:hanging="360"/>
-      </w:pPr>
-      <w:rPr>
-        <w:rFonts w:ascii="Wingdings" w:hAnsi="Wingdings" w:hint="default"/>
-        <w:sz w:val="20"/>
-      </w:rPr>
-    </w:lvl>
-    <w:lvl w:ilvl="6" w:tentative="1">
-      <w:start w:val="1"/>
-      <w:numFmt w:val="bullet"/>
-      <w:lvlText w:val=""/>
-      <w:lvlJc w:val="left"/>
-      <w:pPr>
-        <w:tabs>
-          <w:tab w:val="num" w:pos="5040"/>
-        </w:tabs>
-        <w:ind w:left="5040" w:hanging="360"/>
-      </w:pPr>
-      <w:rPr>
-        <w:rFonts w:ascii="Wingdings" w:hAnsi="Wingdings" w:hint="default"/>
-        <w:sz w:val="20"/>
-      </w:rPr>
-    </w:lvl>
-    <w:lvl w:ilvl="7" w:tentative="1">
-      <w:start w:val="1"/>
-      <w:numFmt w:val="bullet"/>
-      <w:lvlText w:val=""/>
-      <w:lvlJc w:val="left"/>
-      <w:pPr>
-        <w:tabs>
-          <w:tab w:val="num" w:pos="5760"/>
-        </w:tabs>
-        <w:ind w:left="5760" w:hanging="360"/>
-      </w:pPr>
-      <w:rPr>
-        <w:rFonts w:ascii="Wingdings" w:hAnsi="Wingdings" w:hint="default"/>
-        <w:sz w:val="20"/>
-      </w:rPr>
-    </w:lvl>
-    <w:lvl w:ilvl="8" w:tentative="1">
-      <w:start w:val="1"/>
-      <w:numFmt w:val="bullet"/>
-      <w:lvlText w:val=""/>
-      <w:lvlJc w:val="left"/>
-      <w:pPr>
-        <w:tabs>
-          <w:tab w:val="num" w:pos="6480"/>
-        </w:tabs>
-        <w:ind w:left="6480" w:hanging="360"/>
-      </w:pPr>
-      <w:rPr>
-        <w:rFonts w:ascii="Wingdings" w:hAnsi="Wingdings" w:hint="default"/>
-        <w:sz w:val="20"/>
-      </w:rPr>
-    </w:lvl>
-  </w:abstractNum>
-  <w:abstractNum w:abstractNumId="9" w15:restartNumberingAfterBreak="0">
     <w:nsid w:val="36D95294"/>
     <w:multiLevelType w:val="multilevel"/>
     <w:tmpl w:val="5ED43E1E"/>
@@ -3191,7 +3625,7 @@
       </w:rPr>
     </w:lvl>
   </w:abstractNum>
-  <w:abstractNum w:abstractNumId="10" w15:restartNumberingAfterBreak="0">
+  <w:abstractNum w:abstractNumId="9" w15:restartNumberingAfterBreak="0">
     <w:nsid w:val="408735C7"/>
     <w:multiLevelType w:val="multilevel"/>
     <w:tmpl w:val="8070C2B8"/>
@@ -3340,7 +3774,7 @@
       </w:rPr>
     </w:lvl>
   </w:abstractNum>
-  <w:abstractNum w:abstractNumId="11" w15:restartNumberingAfterBreak="0">
+  <w:abstractNum w:abstractNumId="10" w15:restartNumberingAfterBreak="0">
     <w:nsid w:val="45825A1C"/>
     <w:multiLevelType w:val="multilevel"/>
     <w:tmpl w:val="622EE428"/>
@@ -3489,7 +3923,7 @@
       </w:rPr>
     </w:lvl>
   </w:abstractNum>
-  <w:abstractNum w:abstractNumId="12" w15:restartNumberingAfterBreak="0">
+  <w:abstractNum w:abstractNumId="11" w15:restartNumberingAfterBreak="0">
     <w:nsid w:val="4BE27510"/>
     <w:multiLevelType w:val="multilevel"/>
     <w:tmpl w:val="6D749DC0"/>
@@ -3638,7 +4072,7 @@
       </w:rPr>
     </w:lvl>
   </w:abstractNum>
-  <w:abstractNum w:abstractNumId="13" w15:restartNumberingAfterBreak="0">
+  <w:abstractNum w:abstractNumId="12" w15:restartNumberingAfterBreak="0">
     <w:nsid w:val="506732B4"/>
     <w:multiLevelType w:val="multilevel"/>
     <w:tmpl w:val="CC5A251E"/>
@@ -3787,7 +4221,7 @@
       </w:rPr>
     </w:lvl>
   </w:abstractNum>
-  <w:abstractNum w:abstractNumId="14" w15:restartNumberingAfterBreak="0">
+  <w:abstractNum w:abstractNumId="13" w15:restartNumberingAfterBreak="0">
     <w:nsid w:val="51213469"/>
     <w:multiLevelType w:val="multilevel"/>
     <w:tmpl w:val="C5500A50"/>
@@ -3936,7 +4370,7 @@
       </w:rPr>
     </w:lvl>
   </w:abstractNum>
-  <w:abstractNum w:abstractNumId="15" w15:restartNumberingAfterBreak="0">
+  <w:abstractNum w:abstractNumId="14" w15:restartNumberingAfterBreak="0">
     <w:nsid w:val="55EE42A1"/>
     <w:multiLevelType w:val="multilevel"/>
     <w:tmpl w:val="9AB0D11C"/>
@@ -4085,7 +4519,7 @@
       </w:rPr>
     </w:lvl>
   </w:abstractNum>
-  <w:abstractNum w:abstractNumId="16" w15:restartNumberingAfterBreak="0">
+  <w:abstractNum w:abstractNumId="15" w15:restartNumberingAfterBreak="0">
     <w:nsid w:val="61EA24DE"/>
     <w:multiLevelType w:val="multilevel"/>
     <w:tmpl w:val="1B5AC35E"/>
@@ -4234,120 +4668,7 @@
       </w:rPr>
     </w:lvl>
   </w:abstractNum>
-  <w:abstractNum w:abstractNumId="17" w15:restartNumberingAfterBreak="0">
-    <w:nsid w:val="65635C14"/>
-    <w:multiLevelType w:val="multilevel"/>
-    <w:tmpl w:val="4D6A6E86"/>
-    <w:lvl w:ilvl="0">
-      <w:start w:val="1"/>
-      <w:numFmt w:val="decimal"/>
-      <w:lvlText w:val="%1."/>
-      <w:lvlJc w:val="left"/>
-      <w:pPr>
-        <w:tabs>
-          <w:tab w:val="num" w:pos="720"/>
-        </w:tabs>
-        <w:ind w:left="720" w:hanging="360"/>
-      </w:pPr>
-    </w:lvl>
-    <w:lvl w:ilvl="1" w:tentative="1">
-      <w:start w:val="1"/>
-      <w:numFmt w:val="decimal"/>
-      <w:lvlText w:val="%2."/>
-      <w:lvlJc w:val="left"/>
-      <w:pPr>
-        <w:tabs>
-          <w:tab w:val="num" w:pos="1440"/>
-        </w:tabs>
-        <w:ind w:left="1440" w:hanging="360"/>
-      </w:pPr>
-    </w:lvl>
-    <w:lvl w:ilvl="2" w:tentative="1">
-      <w:start w:val="1"/>
-      <w:numFmt w:val="decimal"/>
-      <w:lvlText w:val="%3."/>
-      <w:lvlJc w:val="left"/>
-      <w:pPr>
-        <w:tabs>
-          <w:tab w:val="num" w:pos="2160"/>
-        </w:tabs>
-        <w:ind w:left="2160" w:hanging="360"/>
-      </w:pPr>
-    </w:lvl>
-    <w:lvl w:ilvl="3" w:tentative="1">
-      <w:start w:val="1"/>
-      <w:numFmt w:val="decimal"/>
-      <w:lvlText w:val="%4."/>
-      <w:lvlJc w:val="left"/>
-      <w:pPr>
-        <w:tabs>
-          <w:tab w:val="num" w:pos="2880"/>
-        </w:tabs>
-        <w:ind w:left="2880" w:hanging="360"/>
-      </w:pPr>
-    </w:lvl>
-    <w:lvl w:ilvl="4" w:tentative="1">
-      <w:start w:val="1"/>
-      <w:numFmt w:val="decimal"/>
-      <w:lvlText w:val="%5."/>
-      <w:lvlJc w:val="left"/>
-      <w:pPr>
-        <w:tabs>
-          <w:tab w:val="num" w:pos="3600"/>
-        </w:tabs>
-        <w:ind w:left="3600" w:hanging="360"/>
-      </w:pPr>
-    </w:lvl>
-    <w:lvl w:ilvl="5" w:tentative="1">
-      <w:start w:val="1"/>
-      <w:numFmt w:val="decimal"/>
-      <w:lvlText w:val="%6."/>
-      <w:lvlJc w:val="left"/>
-      <w:pPr>
-        <w:tabs>
-          <w:tab w:val="num" w:pos="4320"/>
-        </w:tabs>
-        <w:ind w:left="4320" w:hanging="360"/>
-      </w:pPr>
-    </w:lvl>
-    <w:lvl w:ilvl="6" w:tentative="1">
-      <w:start w:val="1"/>
-      <w:numFmt w:val="decimal"/>
-      <w:lvlText w:val="%7."/>
-      <w:lvlJc w:val="left"/>
-      <w:pPr>
-        <w:tabs>
-          <w:tab w:val="num" w:pos="5040"/>
-        </w:tabs>
-        <w:ind w:left="5040" w:hanging="360"/>
-      </w:pPr>
-    </w:lvl>
-    <w:lvl w:ilvl="7" w:tentative="1">
-      <w:start w:val="1"/>
-      <w:numFmt w:val="decimal"/>
-      <w:lvlText w:val="%8."/>
-      <w:lvlJc w:val="left"/>
-      <w:pPr>
-        <w:tabs>
-          <w:tab w:val="num" w:pos="5760"/>
-        </w:tabs>
-        <w:ind w:left="5760" w:hanging="360"/>
-      </w:pPr>
-    </w:lvl>
-    <w:lvl w:ilvl="8" w:tentative="1">
-      <w:start w:val="1"/>
-      <w:numFmt w:val="decimal"/>
-      <w:lvlText w:val="%9."/>
-      <w:lvlJc w:val="left"/>
-      <w:pPr>
-        <w:tabs>
-          <w:tab w:val="num" w:pos="6480"/>
-        </w:tabs>
-        <w:ind w:left="6480" w:hanging="360"/>
-      </w:pPr>
-    </w:lvl>
-  </w:abstractNum>
-  <w:abstractNum w:abstractNumId="18" w15:restartNumberingAfterBreak="0">
+  <w:abstractNum w:abstractNumId="16" w15:restartNumberingAfterBreak="0">
     <w:nsid w:val="70413593"/>
     <w:multiLevelType w:val="multilevel"/>
     <w:tmpl w:val="F9CA861A"/>
@@ -4496,156 +4817,7 @@
       </w:rPr>
     </w:lvl>
   </w:abstractNum>
-  <w:abstractNum w:abstractNumId="19" w15:restartNumberingAfterBreak="0">
-    <w:nsid w:val="71464F77"/>
-    <w:multiLevelType w:val="multilevel"/>
-    <w:tmpl w:val="98DCD09C"/>
-    <w:lvl w:ilvl="0">
-      <w:start w:val="1"/>
-      <w:numFmt w:val="bullet"/>
-      <w:lvlText w:val=""/>
-      <w:lvlJc w:val="left"/>
-      <w:pPr>
-        <w:tabs>
-          <w:tab w:val="num" w:pos="720"/>
-        </w:tabs>
-        <w:ind w:left="720" w:hanging="360"/>
-      </w:pPr>
-      <w:rPr>
-        <w:rFonts w:ascii="Symbol" w:hAnsi="Symbol" w:hint="default"/>
-        <w:sz w:val="20"/>
-      </w:rPr>
-    </w:lvl>
-    <w:lvl w:ilvl="1" w:tentative="1">
-      <w:start w:val="1"/>
-      <w:numFmt w:val="bullet"/>
-      <w:lvlText w:val="o"/>
-      <w:lvlJc w:val="left"/>
-      <w:pPr>
-        <w:tabs>
-          <w:tab w:val="num" w:pos="1440"/>
-        </w:tabs>
-        <w:ind w:left="1440" w:hanging="360"/>
-      </w:pPr>
-      <w:rPr>
-        <w:rFonts w:ascii="Courier New" w:hAnsi="Courier New" w:hint="default"/>
-        <w:sz w:val="20"/>
-      </w:rPr>
-    </w:lvl>
-    <w:lvl w:ilvl="2" w:tentative="1">
-      <w:start w:val="1"/>
-      <w:numFmt w:val="bullet"/>
-      <w:lvlText w:val=""/>
-      <w:lvlJc w:val="left"/>
-      <w:pPr>
-        <w:tabs>
-          <w:tab w:val="num" w:pos="2160"/>
-        </w:tabs>
-        <w:ind w:left="2160" w:hanging="360"/>
-      </w:pPr>
-      <w:rPr>
-        <w:rFonts w:ascii="Wingdings" w:hAnsi="Wingdings" w:hint="default"/>
-        <w:sz w:val="20"/>
-      </w:rPr>
-    </w:lvl>
-    <w:lvl w:ilvl="3" w:tentative="1">
-      <w:start w:val="1"/>
-      <w:numFmt w:val="bullet"/>
-      <w:lvlText w:val=""/>
-      <w:lvlJc w:val="left"/>
-      <w:pPr>
-        <w:tabs>
-          <w:tab w:val="num" w:pos="2880"/>
-        </w:tabs>
-        <w:ind w:left="2880" w:hanging="360"/>
-      </w:pPr>
-      <w:rPr>
-        <w:rFonts w:ascii="Wingdings" w:hAnsi="Wingdings" w:hint="default"/>
-        <w:sz w:val="20"/>
-      </w:rPr>
-    </w:lvl>
-    <w:lvl w:ilvl="4" w:tentative="1">
-      <w:start w:val="1"/>
-      <w:numFmt w:val="bullet"/>
-      <w:lvlText w:val=""/>
-      <w:lvlJc w:val="left"/>
-      <w:pPr>
-        <w:tabs>
-          <w:tab w:val="num" w:pos="3600"/>
-        </w:tabs>
-        <w:ind w:left="3600" w:hanging="360"/>
-      </w:pPr>
-      <w:rPr>
-        <w:rFonts w:ascii="Wingdings" w:hAnsi="Wingdings" w:hint="default"/>
-        <w:sz w:val="20"/>
-      </w:rPr>
-    </w:lvl>
-    <w:lvl w:ilvl="5" w:tentative="1">
-      <w:start w:val="1"/>
-      <w:numFmt w:val="bullet"/>
-      <w:lvlText w:val=""/>
-      <w:lvlJc w:val="left"/>
-      <w:pPr>
-        <w:tabs>
-          <w:tab w:val="num" w:pos="4320"/>
-        </w:tabs>
-        <w:ind w:left="4320" w:hanging="360"/>
-      </w:pPr>
-      <w:rPr>
-        <w:rFonts w:ascii="Wingdings" w:hAnsi="Wingdings" w:hint="default"/>
-        <w:sz w:val="20"/>
-      </w:rPr>
-    </w:lvl>
-    <w:lvl w:ilvl="6" w:tentative="1">
-      <w:start w:val="1"/>
-      <w:numFmt w:val="bullet"/>
-      <w:lvlText w:val=""/>
-      <w:lvlJc w:val="left"/>
-      <w:pPr>
-        <w:tabs>
-          <w:tab w:val="num" w:pos="5040"/>
-        </w:tabs>
-        <w:ind w:left="5040" w:hanging="360"/>
-      </w:pPr>
-      <w:rPr>
-        <w:rFonts w:ascii="Wingdings" w:hAnsi="Wingdings" w:hint="default"/>
-        <w:sz w:val="20"/>
-      </w:rPr>
-    </w:lvl>
-    <w:lvl w:ilvl="7" w:tentative="1">
-      <w:start w:val="1"/>
-      <w:numFmt w:val="bullet"/>
-      <w:lvlText w:val=""/>
-      <w:lvlJc w:val="left"/>
-      <w:pPr>
-        <w:tabs>
-          <w:tab w:val="num" w:pos="5760"/>
-        </w:tabs>
-        <w:ind w:left="5760" w:hanging="360"/>
-      </w:pPr>
-      <w:rPr>
-        <w:rFonts w:ascii="Wingdings" w:hAnsi="Wingdings" w:hint="default"/>
-        <w:sz w:val="20"/>
-      </w:rPr>
-    </w:lvl>
-    <w:lvl w:ilvl="8" w:tentative="1">
-      <w:start w:val="1"/>
-      <w:numFmt w:val="bullet"/>
-      <w:lvlText w:val=""/>
-      <w:lvlJc w:val="left"/>
-      <w:pPr>
-        <w:tabs>
-          <w:tab w:val="num" w:pos="6480"/>
-        </w:tabs>
-        <w:ind w:left="6480" w:hanging="360"/>
-      </w:pPr>
-      <w:rPr>
-        <w:rFonts w:ascii="Wingdings" w:hAnsi="Wingdings" w:hint="default"/>
-        <w:sz w:val="20"/>
-      </w:rPr>
-    </w:lvl>
-  </w:abstractNum>
-  <w:abstractNum w:abstractNumId="20" w15:restartNumberingAfterBreak="0">
+  <w:abstractNum w:abstractNumId="17" w15:restartNumberingAfterBreak="0">
     <w:nsid w:val="73401BE3"/>
     <w:multiLevelType w:val="multilevel"/>
     <w:tmpl w:val="2B7827DA"/>
@@ -4758,7 +4930,7 @@
       </w:pPr>
     </w:lvl>
   </w:abstractNum>
-  <w:abstractNum w:abstractNumId="21" w15:restartNumberingAfterBreak="0">
+  <w:abstractNum w:abstractNumId="18" w15:restartNumberingAfterBreak="0">
     <w:nsid w:val="75DA7C91"/>
     <w:multiLevelType w:val="multilevel"/>
     <w:tmpl w:val="40D24168"/>
@@ -4907,7 +5079,7 @@
       </w:rPr>
     </w:lvl>
   </w:abstractNum>
-  <w:abstractNum w:abstractNumId="22" w15:restartNumberingAfterBreak="0">
+  <w:abstractNum w:abstractNumId="19" w15:restartNumberingAfterBreak="0">
     <w:nsid w:val="76CD70A3"/>
     <w:multiLevelType w:val="multilevel"/>
     <w:tmpl w:val="CF047240"/>
@@ -5056,7 +5228,7 @@
       </w:rPr>
     </w:lvl>
   </w:abstractNum>
-  <w:abstractNum w:abstractNumId="23" w15:restartNumberingAfterBreak="0">
+  <w:abstractNum w:abstractNumId="20" w15:restartNumberingAfterBreak="0">
     <w:nsid w:val="79FA4193"/>
     <w:multiLevelType w:val="multilevel"/>
     <w:tmpl w:val="BA222556"/>
@@ -5205,7 +5377,7 @@
       </w:rPr>
     </w:lvl>
   </w:abstractNum>
-  <w:abstractNum w:abstractNumId="24" w15:restartNumberingAfterBreak="0">
+  <w:abstractNum w:abstractNumId="21" w15:restartNumberingAfterBreak="0">
     <w:nsid w:val="7B1B1B58"/>
     <w:multiLevelType w:val="multilevel"/>
     <w:tmpl w:val="60225DC0"/>
@@ -5318,7 +5490,7 @@
       </w:pPr>
     </w:lvl>
   </w:abstractNum>
-  <w:abstractNum w:abstractNumId="25" w15:restartNumberingAfterBreak="0">
+  <w:abstractNum w:abstractNumId="22" w15:restartNumberingAfterBreak="0">
     <w:nsid w:val="7B635706"/>
     <w:multiLevelType w:val="multilevel"/>
     <w:tmpl w:val="79C02E80"/>
@@ -5467,7 +5639,7 @@
       </w:rPr>
     </w:lvl>
   </w:abstractNum>
-  <w:abstractNum w:abstractNumId="26" w15:restartNumberingAfterBreak="0">
+  <w:abstractNum w:abstractNumId="23" w15:restartNumberingAfterBreak="0">
     <w:nsid w:val="7E7B065A"/>
     <w:multiLevelType w:val="multilevel"/>
     <w:tmpl w:val="9092D12E"/>
@@ -5629,73 +5801,64 @@
     <w:abstractNumId w:val="4"/>
   </w:num>
   <w:num w:numId="5">
-    <w:abstractNumId w:val="20"/>
+    <w:abstractNumId w:val="17"/>
   </w:num>
   <w:num w:numId="6">
     <w:abstractNumId w:val="1"/>
   </w:num>
   <w:num w:numId="7">
+    <w:abstractNumId w:val="18"/>
+  </w:num>
+  <w:num w:numId="8">
     <w:abstractNumId w:val="21"/>
   </w:num>
-  <w:num w:numId="8">
-    <w:abstractNumId w:val="24"/>
-  </w:num>
   <w:num w:numId="9">
-    <w:abstractNumId w:val="22"/>
+    <w:abstractNumId w:val="19"/>
   </w:num>
   <w:num w:numId="10">
-    <w:abstractNumId w:val="11"/>
+    <w:abstractNumId w:val="10"/>
   </w:num>
   <w:num w:numId="11">
-    <w:abstractNumId w:val="15"/>
+    <w:abstractNumId w:val="14"/>
   </w:num>
   <w:num w:numId="12">
-    <w:abstractNumId w:val="14"/>
+    <w:abstractNumId w:val="13"/>
   </w:num>
   <w:num w:numId="13">
-    <w:abstractNumId w:val="23"/>
+    <w:abstractNumId w:val="20"/>
   </w:num>
   <w:num w:numId="14">
-    <w:abstractNumId w:val="13"/>
+    <w:abstractNumId w:val="12"/>
   </w:num>
   <w:num w:numId="15">
     <w:abstractNumId w:val="5"/>
   </w:num>
   <w:num w:numId="16">
-    <w:abstractNumId w:val="18"/>
+    <w:abstractNumId w:val="16"/>
   </w:num>
   <w:num w:numId="17">
-    <w:abstractNumId w:val="25"/>
+    <w:abstractNumId w:val="22"/>
   </w:num>
   <w:num w:numId="18">
-    <w:abstractNumId w:val="9"/>
+    <w:abstractNumId w:val="8"/>
   </w:num>
   <w:num w:numId="19">
     <w:abstractNumId w:val="7"/>
   </w:num>
   <w:num w:numId="20">
-    <w:abstractNumId w:val="26"/>
+    <w:abstractNumId w:val="23"/>
   </w:num>
   <w:num w:numId="21">
-    <w:abstractNumId w:val="10"/>
+    <w:abstractNumId w:val="9"/>
   </w:num>
   <w:num w:numId="22">
-    <w:abstractNumId w:val="16"/>
+    <w:abstractNumId w:val="15"/>
   </w:num>
   <w:num w:numId="23">
-    <w:abstractNumId w:val="12"/>
+    <w:abstractNumId w:val="11"/>
   </w:num>
   <w:num w:numId="24">
     <w:abstractNumId w:val="6"/>
-  </w:num>
-  <w:num w:numId="25">
-    <w:abstractNumId w:val="17"/>
-  </w:num>
-  <w:num w:numId="26">
-    <w:abstractNumId w:val="8"/>
-  </w:num>
-  <w:num w:numId="27">
-    <w:abstractNumId w:val="19"/>
   </w:num>
 </w:numbering>
 </file>
@@ -6441,80 +6604,6 @@
     <w:uiPriority w:val="99"/>
     <w:rsid w:val="00494839"/>
   </w:style>
-  <w:style w:type="paragraph" w:styleId="ListParagraph">
-    <w:name w:val="List Paragraph"/>
-    <w:basedOn w:val="Normal"/>
-    <w:uiPriority w:val="34"/>
-    <w:qFormat/>
-    <w:rsid w:val="004A4268"/>
-    <w:pPr>
-      <w:ind w:left="720"/>
-      <w:contextualSpacing/>
-    </w:pPr>
-  </w:style>
-  <w:style w:type="table" w:styleId="PlainTable1">
-    <w:name w:val="Plain Table 1"/>
-    <w:basedOn w:val="TableNormal"/>
-    <w:uiPriority w:val="41"/>
-    <w:rsid w:val="004A4268"/>
-    <w:pPr>
-      <w:spacing w:after="0" w:line="240" w:lineRule="auto"/>
-    </w:pPr>
-    <w:tblPr>
-      <w:tblStyleRowBandSize w:val="1"/>
-      <w:tblStyleColBandSize w:val="1"/>
-      <w:tblBorders>
-        <w:top w:val="single" w:sz="4" w:space="0" w:color="BFBFBF" w:themeColor="background1" w:themeShade="BF"/>
-        <w:left w:val="single" w:sz="4" w:space="0" w:color="BFBFBF" w:themeColor="background1" w:themeShade="BF"/>
-        <w:bottom w:val="single" w:sz="4" w:space="0" w:color="BFBFBF" w:themeColor="background1" w:themeShade="BF"/>
-        <w:right w:val="single" w:sz="4" w:space="0" w:color="BFBFBF" w:themeColor="background1" w:themeShade="BF"/>
-        <w:insideH w:val="single" w:sz="4" w:space="0" w:color="BFBFBF" w:themeColor="background1" w:themeShade="BF"/>
-        <w:insideV w:val="single" w:sz="4" w:space="0" w:color="BFBFBF" w:themeColor="background1" w:themeShade="BF"/>
-      </w:tblBorders>
-    </w:tblPr>
-    <w:tblStylePr w:type="firstRow">
-      <w:rPr>
-        <w:b/>
-        <w:bCs/>
-      </w:rPr>
-    </w:tblStylePr>
-    <w:tblStylePr w:type="lastRow">
-      <w:rPr>
-        <w:b/>
-        <w:bCs/>
-      </w:rPr>
-      <w:tblPr/>
-      <w:tcPr>
-        <w:tcBorders>
-          <w:top w:val="double" w:sz="4" w:space="0" w:color="BFBFBF" w:themeColor="background1" w:themeShade="BF"/>
-        </w:tcBorders>
-      </w:tcPr>
-    </w:tblStylePr>
-    <w:tblStylePr w:type="firstCol">
-      <w:rPr>
-        <w:b/>
-        <w:bCs/>
-      </w:rPr>
-    </w:tblStylePr>
-    <w:tblStylePr w:type="lastCol">
-      <w:rPr>
-        <w:b/>
-        <w:bCs/>
-      </w:rPr>
-    </w:tblStylePr>
-    <w:tblStylePr w:type="band1Vert">
-      <w:tblPr/>
-      <w:tcPr>
-        <w:shd w:val="clear" w:color="auto" w:fill="F2F2F2" w:themeFill="background1" w:themeFillShade="F2"/>
-      </w:tcPr>
-    </w:tblStylePr>
-    <w:tblStylePr w:type="band1Horz">
-      <w:tblPr/>
-      <w:tcPr>
-        <w:shd w:val="clear" w:color="auto" w:fill="F2F2F2" w:themeFill="background1" w:themeFillShade="F2"/>
-      </w:tcPr>
-    </w:tblStylePr>
-  </w:style>
 </w:styles>
 </file>
 
